--- a/arm64 issue.docx
+++ b/arm64 issue.docx
@@ -1555,6 +1555,3023 @@
       <w:r>
         <w:t>-snapshot naming) to ask if an arm64 build is even planned — no point maintaining fragile emulation if a native image could just be published.</w:t>
       </w:r>
+    </w:p>
+    <w:p>
+      <w:pPr>
+        <w:rPr>
+          <w:lang w:val="en-US"/>
+        </w:rPr>
+      </w:pPr>
+    </w:p>
+    <w:p>
+      <w:pPr>
+        <w:pBdr>
+          <w:bottom w:val="single" w:sz="6" w:space="1" w:color="auto"/>
+        </w:pBdr>
+        <w:rPr>
+          <w:lang w:val="en-US"/>
+        </w:rPr>
+      </w:pPr>
+    </w:p>
+    <w:p>
+      <w:pPr>
+        <w:rPr>
+          <w:lang w:val="en-US"/>
+        </w:rPr>
+      </w:pPr>
+      <w:r>
+        <w:rPr>
+          <w:lang w:val="en-US"/>
+        </w:rPr>
+        <w:t>Subject: Proposal: Resolve fix/docker-push-to-</w:t>
+      </w:r>
+      <w:proofErr w:type="spellStart"/>
+      <w:r>
+        <w:rPr>
+          <w:lang w:val="en-US"/>
+        </w:rPr>
+        <w:t>ecr</w:t>
+      </w:r>
+      <w:proofErr w:type="spellEnd"/>
+      <w:r>
+        <w:rPr>
+          <w:lang w:val="en-US"/>
+        </w:rPr>
+        <w:t xml:space="preserve"> build failure via architecture-matched base images (Option A)</w:t>
+      </w:r>
+    </w:p>
+    <w:p>
+      <w:pPr>
+        <w:rPr>
+          <w:lang w:val="en-US"/>
+        </w:rPr>
+      </w:pPr>
+    </w:p>
+    <w:p>
+      <w:pPr>
+        <w:rPr>
+          <w:lang w:val="en-US"/>
+        </w:rPr>
+      </w:pPr>
+      <w:r>
+        <w:rPr>
+          <w:lang w:val="en-US"/>
+        </w:rPr>
+        <w:t>Hi team,</w:t>
+      </w:r>
+    </w:p>
+    <w:p>
+      <w:pPr>
+        <w:rPr>
+          <w:lang w:val="en-US"/>
+        </w:rPr>
+      </w:pPr>
+    </w:p>
+    <w:p>
+      <w:pPr>
+        <w:rPr>
+          <w:lang w:val="en-US"/>
+        </w:rPr>
+      </w:pPr>
+      <w:r>
+        <w:rPr>
+          <w:lang w:val="en-US"/>
+        </w:rPr>
+        <w:t>I've root-caused the recurring build failures on the `fix/docker-push-to-</w:t>
+      </w:r>
+      <w:proofErr w:type="spellStart"/>
+      <w:r>
+        <w:rPr>
+          <w:lang w:val="en-US"/>
+        </w:rPr>
+        <w:t>ecr</w:t>
+      </w:r>
+      <w:proofErr w:type="spellEnd"/>
+      <w:r>
+        <w:rPr>
+          <w:lang w:val="en-US"/>
+        </w:rPr>
+        <w:t>` pipeline (Jenkins job #116 and prior runs) and would like to propose a fix.</w:t>
+      </w:r>
+    </w:p>
+    <w:p>
+      <w:pPr>
+        <w:rPr>
+          <w:lang w:val="en-US"/>
+        </w:rPr>
+      </w:pPr>
+    </w:p>
+    <w:p>
+      <w:pPr>
+        <w:rPr>
+          <w:lang w:val="en-US"/>
+        </w:rPr>
+      </w:pPr>
+      <w:r>
+        <w:rPr>
+          <w:lang w:val="en-US"/>
+        </w:rPr>
+        <w:t>Root Cause</w:t>
+      </w:r>
+    </w:p>
+    <w:p>
+      <w:pPr>
+        <w:rPr>
+          <w:lang w:val="en-US"/>
+        </w:rPr>
+      </w:pPr>
+      <w:r>
+        <w:rPr>
+          <w:lang w:val="en-US"/>
+        </w:rPr>
+        <w:t xml:space="preserve">The </w:t>
+      </w:r>
+      <w:proofErr w:type="spellStart"/>
+      <w:r>
+        <w:rPr>
+          <w:lang w:val="en-US"/>
+        </w:rPr>
+        <w:t>Dockerfile</w:t>
+      </w:r>
+      <w:proofErr w:type="spellEnd"/>
+      <w:r>
+        <w:rPr>
+          <w:lang w:val="en-US"/>
+        </w:rPr>
+        <w:t xml:space="preserve"> build targets `</w:t>
+      </w:r>
+      <w:proofErr w:type="spellStart"/>
+      <w:r>
+        <w:rPr>
+          <w:lang w:val="en-US"/>
+        </w:rPr>
+        <w:t>linux</w:t>
+      </w:r>
+      <w:proofErr w:type="spellEnd"/>
+      <w:r>
+        <w:rPr>
+          <w:lang w:val="en-US"/>
+        </w:rPr>
+        <w:t>/arm64`, but the two base images referenced are being pulled as `</w:t>
+      </w:r>
+      <w:proofErr w:type="spellStart"/>
+      <w:r>
+        <w:rPr>
+          <w:lang w:val="en-US"/>
+        </w:rPr>
+        <w:t>linux</w:t>
+      </w:r>
+      <w:proofErr w:type="spellEnd"/>
+      <w:r>
+        <w:rPr>
+          <w:lang w:val="en-US"/>
+        </w:rPr>
+        <w:t>/amd64`:</w:t>
+      </w:r>
+    </w:p>
+    <w:p>
+      <w:pPr>
+        <w:rPr>
+          <w:lang w:val="en-US"/>
+        </w:rPr>
+      </w:pPr>
+      <w:r>
+        <w:rPr>
+          <w:lang w:val="en-US"/>
+        </w:rPr>
+        <w:lastRenderedPageBreak/>
+        <w:t>- artifactory.oneadr.net/federate-docker-esp-cicd-snapshot/esp-cicd-builder-ts</w:t>
+      </w:r>
+      <w:proofErr w:type="gramStart"/>
+      <w:r>
+        <w:rPr>
+          <w:lang w:val="en-US"/>
+        </w:rPr>
+        <w:t>04:v</w:t>
+      </w:r>
+      <w:proofErr w:type="gramEnd"/>
+      <w:r>
+        <w:rPr>
+          <w:lang w:val="en-US"/>
+        </w:rPr>
+        <w:t>1 (</w:t>
+      </w:r>
+      <w:proofErr w:type="spellStart"/>
+      <w:r>
+        <w:rPr>
+          <w:lang w:val="en-US"/>
+        </w:rPr>
+        <w:t>Dockerfile</w:t>
+      </w:r>
+      <w:proofErr w:type="spellEnd"/>
+      <w:r>
+        <w:rPr>
+          <w:lang w:val="en-US"/>
+        </w:rPr>
+        <w:t xml:space="preserve"> line 1)</w:t>
+      </w:r>
+    </w:p>
+    <w:p>
+      <w:pPr>
+        <w:rPr>
+          <w:lang w:val="en-US"/>
+        </w:rPr>
+      </w:pPr>
+      <w:r>
+        <w:rPr>
+          <w:lang w:val="en-US"/>
+        </w:rPr>
+        <w:t>- artifactory.oneadr.net/federate-docker-</w:t>
+      </w:r>
+      <w:proofErr w:type="spellStart"/>
+      <w:r>
+        <w:rPr>
+          <w:lang w:val="en-US"/>
+        </w:rPr>
+        <w:t>cbine</w:t>
+      </w:r>
+      <w:proofErr w:type="spellEnd"/>
+      <w:r>
+        <w:rPr>
+          <w:lang w:val="en-US"/>
+        </w:rPr>
+        <w:t>/nordea-ubi9-ubi:9 (</w:t>
+      </w:r>
+      <w:proofErr w:type="spellStart"/>
+      <w:r>
+        <w:rPr>
+          <w:lang w:val="en-US"/>
+        </w:rPr>
+        <w:t>Dockerfile</w:t>
+      </w:r>
+      <w:proofErr w:type="spellEnd"/>
+      <w:r>
+        <w:rPr>
+          <w:lang w:val="en-US"/>
+        </w:rPr>
+        <w:t xml:space="preserve"> line 43)</w:t>
+      </w:r>
+    </w:p>
+    <w:p>
+      <w:pPr>
+        <w:rPr>
+          <w:lang w:val="en-US"/>
+        </w:rPr>
+      </w:pPr>
+    </w:p>
+    <w:p>
+      <w:pPr>
+        <w:rPr>
+          <w:lang w:val="en-US"/>
+        </w:rPr>
+      </w:pPr>
+      <w:r>
+        <w:rPr>
+          <w:lang w:val="en-US"/>
+        </w:rPr>
+        <w:t xml:space="preserve">Because local_podman_build.sh does not pass --arch=arm64 to </w:t>
+      </w:r>
+      <w:proofErr w:type="spellStart"/>
+      <w:r>
+        <w:rPr>
+          <w:lang w:val="en-US"/>
+        </w:rPr>
+        <w:t>podman</w:t>
+      </w:r>
+      <w:proofErr w:type="spellEnd"/>
+      <w:r>
+        <w:rPr>
+          <w:lang w:val="en-US"/>
+        </w:rPr>
+        <w:t xml:space="preserve"> pull, both images default to amd64. </w:t>
+      </w:r>
+      <w:proofErr w:type="spellStart"/>
+      <w:r>
+        <w:rPr>
+          <w:lang w:val="en-US"/>
+        </w:rPr>
+        <w:t>BuildKit</w:t>
+      </w:r>
+      <w:proofErr w:type="spellEnd"/>
+      <w:r>
+        <w:rPr>
+          <w:lang w:val="en-US"/>
+        </w:rPr>
+        <w:t xml:space="preserve"> then falls back to QEMU emulation to run amd64 layers on an arm64 build target, and that emulator itself fails ("Invalid ELF image for this architecture"), causing every RUN step — including the credential-mounted `</w:t>
+      </w:r>
+      <w:proofErr w:type="spellStart"/>
+      <w:r>
+        <w:rPr>
+          <w:lang w:val="en-US"/>
+        </w:rPr>
+        <w:t>uv</w:t>
+      </w:r>
+      <w:proofErr w:type="spellEnd"/>
+      <w:r>
+        <w:rPr>
+          <w:lang w:val="en-US"/>
+        </w:rPr>
+        <w:t xml:space="preserve"> sync` step at lines 37-41 — to fail with exit code 255. The build log explicitly flags this:</w:t>
+      </w:r>
+    </w:p>
+    <w:p>
+      <w:pPr>
+        <w:rPr>
+          <w:lang w:val="en-US"/>
+        </w:rPr>
+      </w:pPr>
+    </w:p>
+    <w:p>
+      <w:pPr>
+        <w:rPr>
+          <w:lang w:val="en-US"/>
+        </w:rPr>
+      </w:pPr>
+      <w:r>
+        <w:rPr>
+          <w:lang w:val="en-US"/>
+        </w:rPr>
+        <w:t>"</w:t>
+      </w:r>
+      <w:proofErr w:type="spellStart"/>
+      <w:r>
+        <w:rPr>
+          <w:lang w:val="en-US"/>
+        </w:rPr>
+        <w:t>InvalidBaseImagePlatform</w:t>
+      </w:r>
+      <w:proofErr w:type="spellEnd"/>
+      <w:r>
+        <w:rPr>
+          <w:lang w:val="en-US"/>
+        </w:rPr>
+        <w:t xml:space="preserve">: Base image ... was pulled with platform </w:t>
+      </w:r>
+      <w:proofErr w:type="spellStart"/>
+      <w:r>
+        <w:rPr>
+          <w:lang w:val="en-US"/>
+        </w:rPr>
+        <w:t>linux</w:t>
+      </w:r>
+      <w:proofErr w:type="spellEnd"/>
+      <w:r>
+        <w:rPr>
+          <w:lang w:val="en-US"/>
+        </w:rPr>
+        <w:t xml:space="preserve">/amd64, expected </w:t>
+      </w:r>
+      <w:proofErr w:type="spellStart"/>
+      <w:r>
+        <w:rPr>
+          <w:lang w:val="en-US"/>
+        </w:rPr>
+        <w:t>linux</w:t>
+      </w:r>
+      <w:proofErr w:type="spellEnd"/>
+      <w:r>
+        <w:rPr>
+          <w:lang w:val="en-US"/>
+        </w:rPr>
+        <w:t>/arm64"</w:t>
+      </w:r>
+    </w:p>
+    <w:p>
+      <w:pPr>
+        <w:rPr>
+          <w:lang w:val="en-US"/>
+        </w:rPr>
+      </w:pPr>
+    </w:p>
+    <w:p>
+      <w:pPr>
+        <w:rPr>
+          <w:lang w:val="en-US"/>
+        </w:rPr>
+      </w:pPr>
+      <w:r>
+        <w:rPr>
+          <w:lang w:val="en-US"/>
+        </w:rPr>
+        <w:t>Proposed Solution: Option A - Match Architectures</w:t>
+      </w:r>
+    </w:p>
+    <w:p>
+      <w:pPr>
+        <w:rPr>
+          <w:lang w:val="en-US"/>
+        </w:rPr>
+      </w:pPr>
+      <w:r>
+        <w:rPr>
+          <w:lang w:val="en-US"/>
+        </w:rPr>
+        <w:t>Rather than relying on QEMU emulation (which is fragile and currently broken in this pipeline), I propose we pull native arm64 variants of both base images so no emulation is needed at all.</w:t>
+      </w:r>
+    </w:p>
+    <w:p>
+      <w:pPr>
+        <w:rPr>
+          <w:lang w:val="en-US"/>
+        </w:rPr>
+      </w:pPr>
+    </w:p>
+    <w:p>
+      <w:pPr>
+        <w:rPr>
+          <w:lang w:val="en-US"/>
+        </w:rPr>
+      </w:pPr>
+      <w:r>
+        <w:rPr>
+          <w:lang w:val="en-US"/>
+        </w:rPr>
+        <w:t>Steps:</w:t>
+      </w:r>
+    </w:p>
+    <w:p>
+      <w:pPr>
+        <w:rPr>
+          <w:lang w:val="en-US"/>
+        </w:rPr>
+      </w:pPr>
+      <w:r>
+        <w:rPr>
+          <w:lang w:val="en-US"/>
+        </w:rPr>
+        <w:t>1. Confirm arm64 variants exist in Artifactory before making any script changes:</w:t>
+      </w:r>
+    </w:p>
+    <w:p>
+      <w:pPr>
+        <w:rPr>
+          <w:lang w:val="en-US"/>
+        </w:rPr>
+      </w:pPr>
+      <w:r>
+        <w:rPr>
+          <w:lang w:val="en-US"/>
+        </w:rPr>
+        <w:t xml:space="preserve">   - Run `</w:t>
+      </w:r>
+      <w:proofErr w:type="spellStart"/>
+      <w:r>
+        <w:rPr>
+          <w:lang w:val="en-US"/>
+        </w:rPr>
+        <w:t>podman</w:t>
+      </w:r>
+      <w:proofErr w:type="spellEnd"/>
+      <w:r>
+        <w:rPr>
+          <w:lang w:val="en-US"/>
+        </w:rPr>
+        <w:t xml:space="preserve"> manifest inspect` (or `</w:t>
+      </w:r>
+      <w:proofErr w:type="spellStart"/>
+      <w:r>
+        <w:rPr>
+          <w:lang w:val="en-US"/>
+        </w:rPr>
+        <w:t>skopeo</w:t>
+      </w:r>
+      <w:proofErr w:type="spellEnd"/>
+      <w:r>
+        <w:rPr>
+          <w:lang w:val="en-US"/>
+        </w:rPr>
+        <w:t xml:space="preserve"> inspect --raw docker://&lt;image&gt;`) against both images to check for an arm64 entry in the manifest list.</w:t>
+      </w:r>
+    </w:p>
+    <w:p>
+      <w:pPr>
+        <w:rPr>
+          <w:lang w:val="en-US"/>
+        </w:rPr>
+      </w:pPr>
+      <w:r>
+        <w:rPr>
+          <w:lang w:val="en-US"/>
+        </w:rPr>
+        <w:t xml:space="preserve">   - Alternatively, query the Artifactory REST API (`/v2/&lt;repo&gt;/manifests/&lt;tag&gt;` with an `Accept: </w:t>
+      </w:r>
+      <w:proofErr w:type="gramStart"/>
+      <w:r>
+        <w:rPr>
+          <w:lang w:val="en-US"/>
+        </w:rPr>
+        <w:t>application/vnd.docker.distribution.manifest.list.v</w:t>
+      </w:r>
+      <w:proofErr w:type="gramEnd"/>
+      <w:r>
+        <w:rPr>
+          <w:lang w:val="en-US"/>
+        </w:rPr>
+        <w:t>2+json` header) or check the Artifactory UI for arch-suffixed tags (e.g. v1-arm64).</w:t>
+      </w:r>
+    </w:p>
+    <w:p>
+      <w:pPr>
+        <w:rPr>
+          <w:lang w:val="en-US"/>
+        </w:rPr>
+      </w:pPr>
+      <w:r>
+        <w:rPr>
+          <w:lang w:val="en-US"/>
+        </w:rPr>
+        <w:t xml:space="preserve">   - If no arm64 variant exists for either image, this option isn't viable as-is and we'd need to loop in the image owners (likely the </w:t>
+      </w:r>
+      <w:proofErr w:type="spellStart"/>
+      <w:r>
+        <w:rPr>
+          <w:lang w:val="en-US"/>
+        </w:rPr>
+        <w:t>esp-cicd</w:t>
+      </w:r>
+      <w:proofErr w:type="spellEnd"/>
+      <w:r>
+        <w:rPr>
+          <w:lang w:val="en-US"/>
+        </w:rPr>
+        <w:t>/platform team) to request one, or fall back to building for amd64 instead.</w:t>
+      </w:r>
+    </w:p>
+    <w:p>
+      <w:pPr>
+        <w:rPr>
+          <w:lang w:val="en-US"/>
+        </w:rPr>
+      </w:pPr>
+    </w:p>
+    <w:p>
+      <w:pPr>
+        <w:rPr>
+          <w:lang w:val="en-US"/>
+        </w:rPr>
+      </w:pPr>
+      <w:r>
+        <w:rPr>
+          <w:lang w:val="en-US"/>
+        </w:rPr>
+        <w:t>2. Update local_podman_build.sh to pull the arm64 variant explicitly:</w:t>
+      </w:r>
+    </w:p>
+    <w:p>
+      <w:pPr>
+        <w:rPr>
+          <w:lang w:val="en-US"/>
+        </w:rPr>
+      </w:pPr>
+      <w:r>
+        <w:rPr>
+          <w:lang w:val="en-US"/>
+        </w:rPr>
+        <w:t xml:space="preserve">   </w:t>
+      </w:r>
+      <w:proofErr w:type="spellStart"/>
+      <w:r>
+        <w:rPr>
+          <w:lang w:val="en-US"/>
+        </w:rPr>
+        <w:t>podman</w:t>
+      </w:r>
+      <w:proofErr w:type="spellEnd"/>
+      <w:r>
+        <w:rPr>
+          <w:lang w:val="en-US"/>
+        </w:rPr>
+        <w:t xml:space="preserve"> pull --arch=arm64 artifactory.oneadr.net/federate-docker-esp-cicd-snapshot/esp-cicd-builder-ts</w:t>
+      </w:r>
+      <w:proofErr w:type="gramStart"/>
+      <w:r>
+        <w:rPr>
+          <w:lang w:val="en-US"/>
+        </w:rPr>
+        <w:t>04:v</w:t>
+      </w:r>
+      <w:proofErr w:type="gramEnd"/>
+      <w:r>
+        <w:rPr>
+          <w:lang w:val="en-US"/>
+        </w:rPr>
+        <w:t>1</w:t>
+      </w:r>
+    </w:p>
+    <w:p>
+      <w:pPr>
+        <w:rPr>
+          <w:lang w:val="en-US"/>
+        </w:rPr>
+      </w:pPr>
+      <w:r>
+        <w:rPr>
+          <w:lang w:val="en-US"/>
+        </w:rPr>
+        <w:t xml:space="preserve">   </w:t>
+      </w:r>
+      <w:proofErr w:type="spellStart"/>
+      <w:r>
+        <w:rPr>
+          <w:lang w:val="en-US"/>
+        </w:rPr>
+        <w:t>podman</w:t>
+      </w:r>
+      <w:proofErr w:type="spellEnd"/>
+      <w:r>
+        <w:rPr>
+          <w:lang w:val="en-US"/>
+        </w:rPr>
+        <w:t xml:space="preserve"> pull --arch=arm64 artifactory.oneadr.net/federate-docker-</w:t>
+      </w:r>
+      <w:proofErr w:type="spellStart"/>
+      <w:r>
+        <w:rPr>
+          <w:lang w:val="en-US"/>
+        </w:rPr>
+        <w:t>cbine</w:t>
+      </w:r>
+      <w:proofErr w:type="spellEnd"/>
+      <w:r>
+        <w:rPr>
+          <w:lang w:val="en-US"/>
+        </w:rPr>
+        <w:t>/nordea-ubi9-ubi:9</w:t>
+      </w:r>
+    </w:p>
+    <w:p>
+      <w:pPr>
+        <w:rPr>
+          <w:lang w:val="en-US"/>
+        </w:rPr>
+      </w:pPr>
+    </w:p>
+    <w:p>
+      <w:pPr>
+        <w:rPr>
+          <w:lang w:val="en-US"/>
+        </w:rPr>
+      </w:pPr>
+      <w:r>
+        <w:rPr>
+          <w:lang w:val="en-US"/>
+        </w:rPr>
+        <w:t xml:space="preserve">3. Remove or update the now-unnecessary </w:t>
+      </w:r>
+      <w:proofErr w:type="spellStart"/>
+      <w:r>
+        <w:rPr>
+          <w:lang w:val="en-US"/>
+        </w:rPr>
+        <w:t>binfmt</w:t>
+      </w:r>
+      <w:proofErr w:type="spellEnd"/>
+      <w:r>
+        <w:rPr>
+          <w:lang w:val="en-US"/>
+        </w:rPr>
+        <w:t>/QEMU setup steps (</w:t>
+      </w:r>
+      <w:proofErr w:type="spellStart"/>
+      <w:r>
+        <w:rPr>
+          <w:lang w:val="en-US"/>
+        </w:rPr>
+        <w:t>podman</w:t>
+      </w:r>
+      <w:proofErr w:type="spellEnd"/>
+      <w:r>
+        <w:rPr>
+          <w:lang w:val="en-US"/>
+        </w:rPr>
+        <w:t xml:space="preserve"> run --privileged ... </w:t>
+      </w:r>
+      <w:proofErr w:type="spellStart"/>
+      <w:r>
+        <w:rPr>
+          <w:lang w:val="en-US"/>
+        </w:rPr>
+        <w:t>tonistiigi</w:t>
+      </w:r>
+      <w:proofErr w:type="spellEnd"/>
+      <w:r>
+        <w:rPr>
+          <w:lang w:val="en-US"/>
+        </w:rPr>
+        <w:t>/</w:t>
+      </w:r>
+      <w:proofErr w:type="spellStart"/>
+      <w:r>
+        <w:rPr>
+          <w:lang w:val="en-US"/>
+        </w:rPr>
+        <w:t>binfmt</w:t>
+      </w:r>
+      <w:proofErr w:type="spellEnd"/>
+      <w:r>
+        <w:rPr>
+          <w:lang w:val="en-US"/>
+        </w:rPr>
+        <w:t xml:space="preserve"> --install all and the </w:t>
+      </w:r>
+      <w:proofErr w:type="spellStart"/>
+      <w:r>
+        <w:rPr>
+          <w:lang w:val="en-US"/>
+        </w:rPr>
+        <w:t>buildx</w:t>
+      </w:r>
+      <w:proofErr w:type="spellEnd"/>
+      <w:r>
+        <w:rPr>
+          <w:lang w:val="en-US"/>
+        </w:rPr>
+        <w:t xml:space="preserve"> inspect check), since native arm64 images eliminate the need for cross-arch emulation.</w:t>
+      </w:r>
+    </w:p>
+    <w:p>
+      <w:pPr>
+        <w:rPr>
+          <w:lang w:val="en-US"/>
+        </w:rPr>
+      </w:pPr>
+    </w:p>
+    <w:p>
+      <w:pPr>
+        <w:rPr>
+          <w:lang w:val="en-US"/>
+        </w:rPr>
+      </w:pPr>
+      <w:r>
+        <w:rPr>
+          <w:lang w:val="en-US"/>
+        </w:rPr>
+        <w:t xml:space="preserve">4. Re-enable and align the commented-out </w:t>
+      </w:r>
+      <w:proofErr w:type="spellStart"/>
+      <w:r>
+        <w:rPr>
+          <w:lang w:val="en-US"/>
+        </w:rPr>
+        <w:t>uv</w:t>
+      </w:r>
+      <w:proofErr w:type="spellEnd"/>
+      <w:r>
+        <w:rPr>
+          <w:lang w:val="en-US"/>
+        </w:rPr>
+        <w:t xml:space="preserve"> base image pull (currently commented at lines 61-62) if it's also needed at arm64, using the same --arch=arm64 flag, or remove it if unused.</w:t>
+      </w:r>
+    </w:p>
+    <w:p>
+      <w:pPr>
+        <w:rPr>
+          <w:lang w:val="en-US"/>
+        </w:rPr>
+      </w:pPr>
+    </w:p>
+    <w:p>
+      <w:pPr>
+        <w:rPr>
+          <w:lang w:val="en-US"/>
+        </w:rPr>
+      </w:pPr>
+      <w:r>
+        <w:rPr>
+          <w:lang w:val="en-US"/>
+        </w:rPr>
+        <w:t>5. Validate locally: run a build against the updated script and confirm `</w:t>
+      </w:r>
+      <w:proofErr w:type="spellStart"/>
+      <w:r>
+        <w:rPr>
+          <w:lang w:val="en-US"/>
+        </w:rPr>
+        <w:t>podman</w:t>
+      </w:r>
+      <w:proofErr w:type="spellEnd"/>
+      <w:r>
+        <w:rPr>
+          <w:lang w:val="en-US"/>
+        </w:rPr>
+        <w:t xml:space="preserve"> inspect` on the pulled images reports "Architecture": "arm64" before pushing to Jenkins.</w:t>
+      </w:r>
+    </w:p>
+    <w:p>
+      <w:pPr>
+        <w:rPr>
+          <w:lang w:val="en-US"/>
+        </w:rPr>
+      </w:pPr>
+    </w:p>
+    <w:p>
+      <w:pPr>
+        <w:rPr>
+          <w:lang w:val="en-US"/>
+        </w:rPr>
+      </w:pPr>
+      <w:r>
+        <w:rPr>
+          <w:lang w:val="en-US"/>
+        </w:rPr>
+        <w:t>6. Re-run the Jenkins pipeline (fix/docker-push-to-</w:t>
+      </w:r>
+      <w:proofErr w:type="spellStart"/>
+      <w:r>
+        <w:rPr>
+          <w:lang w:val="en-US"/>
+        </w:rPr>
+        <w:t>ecr</w:t>
+      </w:r>
+      <w:proofErr w:type="spellEnd"/>
+      <w:r>
+        <w:rPr>
+          <w:lang w:val="en-US"/>
+        </w:rPr>
+        <w:t xml:space="preserve">) and confirm the "Build </w:t>
+      </w:r>
+      <w:proofErr w:type="spellStart"/>
+      <w:r>
+        <w:rPr>
+          <w:lang w:val="en-US"/>
+        </w:rPr>
+        <w:t>kyc</w:t>
+      </w:r>
+      <w:proofErr w:type="spellEnd"/>
+      <w:r>
+        <w:rPr>
+          <w:lang w:val="en-US"/>
+        </w:rPr>
+        <w:t xml:space="preserve">-buddy" stage completes without the </w:t>
+      </w:r>
+      <w:proofErr w:type="spellStart"/>
+      <w:r>
+        <w:rPr>
+          <w:lang w:val="en-US"/>
+        </w:rPr>
+        <w:t>InvalidBaseImagePlatform</w:t>
+      </w:r>
+      <w:proofErr w:type="spellEnd"/>
+      <w:r>
+        <w:rPr>
+          <w:lang w:val="en-US"/>
+        </w:rPr>
+        <w:t xml:space="preserve"> warning or the QEMU ELF error.</w:t>
+      </w:r>
+    </w:p>
+    <w:p>
+      <w:pPr>
+        <w:rPr>
+          <w:lang w:val="en-US"/>
+        </w:rPr>
+      </w:pPr>
+    </w:p>
+    <w:p>
+      <w:pPr>
+        <w:rPr>
+          <w:lang w:val="en-US"/>
+        </w:rPr>
+      </w:pPr>
+      <w:r>
+        <w:rPr>
+          <w:lang w:val="en-US"/>
+        </w:rPr>
+        <w:t>Why This Approach</w:t>
+      </w:r>
+    </w:p>
+    <w:p>
+      <w:pPr>
+        <w:rPr>
+          <w:lang w:val="en-US"/>
+        </w:rPr>
+      </w:pPr>
+      <w:r>
+        <w:rPr>
+          <w:lang w:val="en-US"/>
+        </w:rPr>
+        <w:t>- Eliminates dependency on QEMU emulation, which is the actual point of failure today.</w:t>
+      </w:r>
+    </w:p>
+    <w:p>
+      <w:pPr>
+        <w:rPr>
+          <w:lang w:val="en-US"/>
+        </w:rPr>
+      </w:pPr>
+      <w:r>
+        <w:rPr>
+          <w:lang w:val="en-US"/>
+        </w:rPr>
+        <w:t>- Produces a cleaner, faster, more reliable build (native execution vs. emulated).</w:t>
+      </w:r>
+    </w:p>
+    <w:p>
+      <w:pPr>
+        <w:rPr>
+          <w:lang w:val="en-US"/>
+        </w:rPr>
+      </w:pPr>
+      <w:r>
+        <w:rPr>
+          <w:lang w:val="en-US"/>
+        </w:rPr>
+        <w:t>- Low risk if arm64 variants already exist — it's a targeted change to two pull commands plus removal of now-dead emulation setup code.</w:t>
+      </w:r>
+    </w:p>
+    <w:p>
+      <w:pPr>
+        <w:rPr>
+          <w:lang w:val="en-US"/>
+        </w:rPr>
+      </w:pPr>
+    </w:p>
+    <w:p>
+      <w:pPr>
+        <w:rPr>
+          <w:lang w:val="en-US"/>
+        </w:rPr>
+      </w:pPr>
+      <w:r>
+        <w:rPr>
+          <w:lang w:val="en-US"/>
+        </w:rPr>
+        <w:t>Happy to walk through this on a call if useful. Let me know if you'd like me to proceed with step 1 (verifying arm64 availability) first.</w:t>
+      </w:r>
+    </w:p>
+    <w:p>
+      <w:pPr>
+        <w:rPr>
+          <w:lang w:val="en-US"/>
+        </w:rPr>
+      </w:pPr>
+    </w:p>
+    <w:p>
+      <w:pPr>
+        <w:rPr>
+          <w:lang w:val="en-US"/>
+        </w:rPr>
+      </w:pPr>
+      <w:r>
+        <w:rPr>
+          <w:lang w:val="en-US"/>
+        </w:rPr>
+        <w:t>Thanks,</w:t>
+      </w:r>
+    </w:p>
+    <w:p>
+      <w:pPr>
+        <w:rPr>
+          <w:lang w:val="en-US"/>
+        </w:rPr>
+      </w:pPr>
+      <w:r>
+        <w:rPr>
+          <w:lang w:val="en-US"/>
+        </w:rPr>
+        <w:t>[Your name]</w:t>
+      </w:r>
+    </w:p>
+    <w:p>
+      <w:pPr>
+        <w:pBdr>
+          <w:bottom w:val="single" w:sz="6" w:space="1" w:color="auto"/>
+        </w:pBdr>
+        <w:rPr>
+          <w:lang w:val="en-US"/>
+        </w:rPr>
+      </w:pPr>
+    </w:p>
+    <w:p>
+      <w:pPr>
+        <w:rPr>
+          <w:lang w:val="en-US"/>
+        </w:rPr>
+      </w:pPr>
+    </w:p>
+    <w:p>
+      <w:r>
+        <w:t>Suppose what if the arm64 variants images not exist in Artifactory? What should be solution? relying on QEMU emulation? Explain in detail</w:t>
+      </w:r>
+    </w:p>
+    <w:p>
+      <w:pPr>
+        <w:rPr>
+          <w:lang w:val="en-US"/>
+        </w:rPr>
+      </w:pPr>
+    </w:p>
+    <w:p>
+      <w:r>
+        <w:t>If arm64 variants genuinely don't exist in Artifactory, you have three realistic paths — QEMU emulation is one of them, but not the best one. Here's the detail on each.</w:t>
+      </w:r>
+    </w:p>
+    <w:p>
+      <w:pPr>
+        <w:rPr>
+          <w:b/>
+          <w:bCs/>
+        </w:rPr>
+      </w:pPr>
+      <w:r>
+        <w:rPr>
+          <w:b/>
+          <w:bCs/>
+        </w:rPr>
+        <w:t>Option B — Build for amd64 instead of arm64 (usually the pragmatic default)</w:t>
+      </w:r>
+    </w:p>
+    <w:p>
+      <w:r>
+        <w:t xml:space="preserve">If nothing actually </w:t>
+      </w:r>
+      <w:r>
+        <w:rPr>
+          <w:i/>
+          <w:iCs/>
+        </w:rPr>
+        <w:t>requires</w:t>
+      </w:r>
+      <w:r>
+        <w:t xml:space="preserve"> an arm64 image (e.g., the ECS/EKS/Lambda target, or a Graviton-based runtime), the simplest fix is to stop asking </w:t>
+      </w:r>
+      <w:proofErr w:type="spellStart"/>
+      <w:r>
+        <w:t>BuildKit</w:t>
+      </w:r>
+      <w:proofErr w:type="spellEnd"/>
+      <w:r>
+        <w:t xml:space="preserve"> to cross-build for arm64 at all.</w:t>
+      </w:r>
+    </w:p>
+    <w:p>
+      <w:r>
+        <w:rPr>
+          <w:b/>
+          <w:bCs/>
+        </w:rPr>
+        <w:t>How:</w:t>
+      </w:r>
+    </w:p>
+    <w:p>
+      <w:pPr>
+        <w:numPr>
+          <w:ilvl w:val="0"/>
+          <w:numId w:val="7"/>
+        </w:numPr>
+      </w:pPr>
+      <w:r>
+        <w:t xml:space="preserve">Change the </w:t>
+      </w:r>
+      <w:proofErr w:type="spellStart"/>
+      <w:r>
+        <w:t>buildx</w:t>
+      </w:r>
+      <w:proofErr w:type="spellEnd"/>
+      <w:r>
+        <w:t xml:space="preserve"> build --platform flag (or equivalent in the </w:t>
+      </w:r>
+      <w:proofErr w:type="spellStart"/>
+      <w:r>
+        <w:t>Jenkinsfile</w:t>
+      </w:r>
+      <w:proofErr w:type="spellEnd"/>
+      <w:r>
+        <w:t xml:space="preserve">/pipeline) from </w:t>
+      </w:r>
+      <w:proofErr w:type="spellStart"/>
+      <w:r>
+        <w:t>linux</w:t>
+      </w:r>
+      <w:proofErr w:type="spellEnd"/>
+      <w:r>
+        <w:t xml:space="preserve">/arm64 to </w:t>
+      </w:r>
+      <w:proofErr w:type="spellStart"/>
+      <w:r>
+        <w:t>linux</w:t>
+      </w:r>
+      <w:proofErr w:type="spellEnd"/>
+      <w:r>
+        <w:t>/amd64.</w:t>
+      </w:r>
+    </w:p>
+    <w:p>
+      <w:pPr>
+        <w:numPr>
+          <w:ilvl w:val="0"/>
+          <w:numId w:val="7"/>
+        </w:numPr>
+      </w:pPr>
+      <w:r>
+        <w:lastRenderedPageBreak/>
+        <w:t>No changes needed to the base image pulls — they're already amd64.</w:t>
+      </w:r>
+    </w:p>
+    <w:p>
+      <w:pPr>
+        <w:numPr>
+          <w:ilvl w:val="0"/>
+          <w:numId w:val="7"/>
+        </w:numPr>
+      </w:pPr>
+      <w:r>
+        <w:t>Remove the QEMU/</w:t>
+      </w:r>
+      <w:proofErr w:type="spellStart"/>
+      <w:r>
+        <w:t>binfmt</w:t>
+      </w:r>
+      <w:proofErr w:type="spellEnd"/>
+      <w:r>
+        <w:t xml:space="preserve"> setup steps in local_podman_build.sh entirely, since they become dead code.</w:t>
+      </w:r>
+    </w:p>
+    <w:p>
+      <w:r>
+        <w:rPr>
+          <w:b/>
+          <w:bCs/>
+        </w:rPr>
+        <w:t>When this is right:</w:t>
+      </w:r>
+      <w:r>
+        <w:t xml:space="preserve"> the arm64 targeting was either a default/copy-paste choice, or a "nice to have" for cost/performance on Graviton, but there's no hard requirement. Worth confirming with whoever set --platform=</w:t>
+      </w:r>
+      <w:proofErr w:type="spellStart"/>
+      <w:r>
+        <w:t>linux</w:t>
+      </w:r>
+      <w:proofErr w:type="spellEnd"/>
+      <w:r>
+        <w:t xml:space="preserve">/arm64 originally — check the </w:t>
+      </w:r>
+      <w:proofErr w:type="spellStart"/>
+      <w:r>
+        <w:t>Jenkinsfile</w:t>
+      </w:r>
+      <w:proofErr w:type="spellEnd"/>
+      <w:r>
+        <w:t xml:space="preserve"> or pipeline config for where that's set and why.</w:t>
+      </w:r>
+    </w:p>
+    <w:p>
+      <w:r>
+        <w:rPr>
+          <w:b/>
+          <w:bCs/>
+        </w:rPr>
+        <w:t>Trade-off:</w:t>
+      </w:r>
+      <w:r>
+        <w:t xml:space="preserve"> you lose whatever benefit arm64 was meant to give (typically lower cost and better price/performance on AWS Graviton instances if this image runs on EKS/Fargate/EC2 Graviton). If the deployment target is genuinely Graviton-based, this isn't a real option — you'd end up with an amd64 image running under x86 emulation </w:t>
+      </w:r>
+      <w:r>
+        <w:rPr>
+          <w:i/>
+          <w:iCs/>
+        </w:rPr>
+        <w:t>at runtime</w:t>
+      </w:r>
+      <w:r>
+        <w:t xml:space="preserve"> instead of at build time, which is arguably worse.</w:t>
+      </w:r>
+    </w:p>
+    <w:p>
+      <w:pPr>
+        <w:rPr>
+          <w:b/>
+          <w:bCs/>
+        </w:rPr>
+      </w:pPr>
+      <w:r>
+        <w:rPr>
+          <w:b/>
+          <w:bCs/>
+        </w:rPr>
+        <w:t>Option C — Get QEMU emulation actually working (if arm64 output is mandatory)</w:t>
+      </w:r>
+    </w:p>
+    <w:p>
+      <w:r>
+        <w:t>If the deployment target truly needs arm64 images and no native arm64 base image exists, emulation is your only path to cross-build — but it needs to be set up correctly, which it currently isn't.</w:t>
+      </w:r>
+    </w:p>
+    <w:p>
+      <w:r>
+        <w:rPr>
+          <w:b/>
+          <w:bCs/>
+        </w:rPr>
+        <w:t>Why it's failing right now:</w:t>
+      </w:r>
+      <w:r>
+        <w:t xml:space="preserve"> /bin/</w:t>
+      </w:r>
+      <w:proofErr w:type="spellStart"/>
+      <w:r>
+        <w:t>sh</w:t>
+      </w:r>
+      <w:proofErr w:type="spellEnd"/>
+      <w:r>
+        <w:t>: Invalid ELF image for this architecture means the QEMU static binary that's registered for arm64 emulation doesn't match what's expected — this is almost always one of:</w:t>
+      </w:r>
+    </w:p>
+    <w:p>
+      <w:pPr>
+        <w:numPr>
+          <w:ilvl w:val="0"/>
+          <w:numId w:val="8"/>
+        </w:numPr>
+      </w:pPr>
+      <w:proofErr w:type="spellStart"/>
+      <w:r>
+        <w:t>binfmt</w:t>
+      </w:r>
+      <w:proofErr w:type="spellEnd"/>
+      <w:r>
+        <w:t xml:space="preserve"> --install all was run on the wrong host, or in a container that doesn't have privileged access to actually register </w:t>
+      </w:r>
+      <w:proofErr w:type="spellStart"/>
+      <w:r>
+        <w:t>binfmt_misc</w:t>
+      </w:r>
+      <w:proofErr w:type="spellEnd"/>
+      <w:r>
+        <w:t xml:space="preserve"> handlers with the </w:t>
+      </w:r>
+      <w:r>
+        <w:rPr>
+          <w:i/>
+          <w:iCs/>
+        </w:rPr>
+        <w:t>host</w:t>
+      </w:r>
+      <w:r>
+        <w:t xml:space="preserve"> kernel (common in containerized CI runners, or nested container scenarios).</w:t>
+      </w:r>
+    </w:p>
+    <w:p>
+      <w:pPr>
+        <w:numPr>
+          <w:ilvl w:val="0"/>
+          <w:numId w:val="8"/>
+        </w:numPr>
+      </w:pPr>
+      <w:r>
+        <w:t xml:space="preserve">The </w:t>
+      </w:r>
+      <w:proofErr w:type="spellStart"/>
+      <w:r>
+        <w:t>tonistiigi</w:t>
+      </w:r>
+      <w:proofErr w:type="spellEnd"/>
+      <w:r>
+        <w:t>/</w:t>
+      </w:r>
+      <w:proofErr w:type="spellStart"/>
+      <w:r>
+        <w:t>binfmt</w:t>
+      </w:r>
+      <w:proofErr w:type="spellEnd"/>
+      <w:r>
+        <w:t xml:space="preserve"> container image pulled is itself the wrong architecture for the host (e.g., an arm64 </w:t>
+      </w:r>
+      <w:proofErr w:type="spellStart"/>
+      <w:r>
+        <w:t>binfmt</w:t>
+      </w:r>
+      <w:proofErr w:type="spellEnd"/>
+      <w:r>
+        <w:t xml:space="preserve"> helper got pulled on an amd64 host instead of the amd64-hosted-emulates-arm64 variant).</w:t>
+      </w:r>
+    </w:p>
+    <w:p>
+      <w:pPr>
+        <w:numPr>
+          <w:ilvl w:val="0"/>
+          <w:numId w:val="8"/>
+        </w:numPr>
+      </w:pPr>
+      <w:r>
+        <w:t xml:space="preserve">Stale/conflicting </w:t>
+      </w:r>
+      <w:proofErr w:type="spellStart"/>
+      <w:r>
+        <w:t>binfmt</w:t>
+      </w:r>
+      <w:proofErr w:type="spellEnd"/>
+      <w:r>
+        <w:t xml:space="preserve"> registrations from a previous run or a different tool (e.g., Docker Desktop's own </w:t>
+      </w:r>
+      <w:proofErr w:type="spellStart"/>
+      <w:r>
+        <w:t>binfmt</w:t>
+      </w:r>
+      <w:proofErr w:type="spellEnd"/>
+      <w:r>
+        <w:t xml:space="preserve"> setup fighting with </w:t>
+      </w:r>
+      <w:proofErr w:type="spellStart"/>
+      <w:r>
+        <w:t>podman's</w:t>
+      </w:r>
+      <w:proofErr w:type="spellEnd"/>
+      <w:r>
+        <w:t>).</w:t>
+      </w:r>
+    </w:p>
+    <w:p>
+      <w:r>
+        <w:rPr>
+          <w:b/>
+          <w:bCs/>
+        </w:rPr>
+        <w:t>Steps to fix it properly:</w:t>
+      </w:r>
+    </w:p>
+    <w:p>
+      <w:pPr>
+        <w:numPr>
+          <w:ilvl w:val="0"/>
+          <w:numId w:val="9"/>
+        </w:numPr>
+      </w:pPr>
+      <w:r>
+        <w:rPr>
+          <w:b/>
+          <w:bCs/>
+        </w:rPr>
+        <w:t>Verify host architecture first</w:t>
+      </w:r>
+      <w:r>
+        <w:t xml:space="preserve">: </w:t>
+      </w:r>
+      <w:proofErr w:type="spellStart"/>
+      <w:r>
+        <w:t>uname</w:t>
+      </w:r>
+      <w:proofErr w:type="spellEnd"/>
+      <w:r>
+        <w:t xml:space="preserve"> -m on the actual Jenkins agent/runner. This determines which direction emulation needs to go (amd64 host emulating arm64, most likely).</w:t>
+      </w:r>
+    </w:p>
+    <w:p>
+      <w:pPr>
+        <w:numPr>
+          <w:ilvl w:val="0"/>
+          <w:numId w:val="9"/>
+        </w:numPr>
+      </w:pPr>
+      <w:r>
+        <w:rPr>
+          <w:b/>
+          <w:bCs/>
+        </w:rPr>
+        <w:t xml:space="preserve">Clean any existing </w:t>
+      </w:r>
+      <w:proofErr w:type="spellStart"/>
+      <w:r>
+        <w:rPr>
+          <w:b/>
+          <w:bCs/>
+        </w:rPr>
+        <w:t>binfmt</w:t>
+      </w:r>
+      <w:proofErr w:type="spellEnd"/>
+      <w:r>
+        <w:rPr>
+          <w:b/>
+          <w:bCs/>
+        </w:rPr>
+        <w:t xml:space="preserve"> registrations</w:t>
+      </w:r>
+      <w:r>
+        <w:t xml:space="preserve"> before reinstalling, to avoid conflicts: </w:t>
+      </w:r>
+    </w:p>
+    <w:p>
+      <w:pPr>
+        <w:numPr>
+          <w:ilvl w:val="0"/>
+          <w:numId w:val="9"/>
+        </w:numPr>
+        <w:tabs>
+          <w:tab w:val="clear" w:pos="720"/>
+        </w:tabs>
+      </w:pPr>
+      <w:proofErr w:type="spellStart"/>
+      <w:r>
+        <w:t>podman</w:t>
+      </w:r>
+      <w:proofErr w:type="spellEnd"/>
+      <w:r>
+        <w:t xml:space="preserve"> run --rm --privileged </w:t>
+      </w:r>
+      <w:proofErr w:type="spellStart"/>
+      <w:r>
+        <w:t>tonistiigi</w:t>
+      </w:r>
+      <w:proofErr w:type="spellEnd"/>
+      <w:r>
+        <w:t>/</w:t>
+      </w:r>
+      <w:proofErr w:type="spellStart"/>
+      <w:r>
+        <w:t>binfmt</w:t>
+      </w:r>
+      <w:proofErr w:type="spellEnd"/>
+      <w:r>
+        <w:t xml:space="preserve"> --uninstall </w:t>
+      </w:r>
+      <w:proofErr w:type="spellStart"/>
+      <w:r>
+        <w:t>qemu</w:t>
+      </w:r>
+      <w:proofErr w:type="spellEnd"/>
+      <w:r>
+        <w:t>-*</w:t>
+      </w:r>
+    </w:p>
+    <w:p>
+      <w:pPr>
+        <w:numPr>
+          <w:ilvl w:val="0"/>
+          <w:numId w:val="9"/>
+        </w:numPr>
+      </w:pPr>
+      <w:r>
+        <w:rPr>
+          <w:b/>
+          <w:bCs/>
+        </w:rPr>
+        <w:t>Reinstall cleanly</w:t>
+      </w:r>
+      <w:r>
+        <w:t xml:space="preserve">, forcing the correct target: </w:t>
+      </w:r>
+    </w:p>
+    <w:p>
+      <w:pPr>
+        <w:numPr>
+          <w:ilvl w:val="0"/>
+          <w:numId w:val="9"/>
+        </w:numPr>
+        <w:tabs>
+          <w:tab w:val="clear" w:pos="720"/>
+        </w:tabs>
+      </w:pPr>
+      <w:proofErr w:type="spellStart"/>
+      <w:r>
+        <w:t>sudo</w:t>
+      </w:r>
+      <w:proofErr w:type="spellEnd"/>
+      <w:r>
+        <w:t xml:space="preserve"> </w:t>
+      </w:r>
+      <w:proofErr w:type="spellStart"/>
+      <w:r>
+        <w:t>podman</w:t>
+      </w:r>
+      <w:proofErr w:type="spellEnd"/>
+      <w:r>
+        <w:t xml:space="preserve"> run --privileged --rm </w:t>
+      </w:r>
+      <w:proofErr w:type="spellStart"/>
+      <w:r>
+        <w:t>tonistiigi</w:t>
+      </w:r>
+      <w:proofErr w:type="spellEnd"/>
+      <w:r>
+        <w:t>/</w:t>
+      </w:r>
+      <w:proofErr w:type="spellStart"/>
+      <w:r>
+        <w:t>binfmt</w:t>
+      </w:r>
+      <w:proofErr w:type="spellEnd"/>
+      <w:r>
+        <w:t xml:space="preserve"> --install arm64</w:t>
+      </w:r>
+    </w:p>
+    <w:p>
+      <w:r>
+        <w:t>(installing all is broader than needed and more prone to conflicts — install just what you need).</w:t>
+      </w:r>
+    </w:p>
+    <w:p>
+      <w:pPr>
+        <w:numPr>
+          <w:ilvl w:val="0"/>
+          <w:numId w:val="9"/>
+        </w:numPr>
+      </w:pPr>
+      <w:r>
+        <w:rPr>
+          <w:b/>
+          <w:bCs/>
+        </w:rPr>
+        <w:t>Verify registration actually worked</w:t>
+      </w:r>
+      <w:r>
+        <w:t xml:space="preserve"> at the kernel level, not just via </w:t>
+      </w:r>
+      <w:proofErr w:type="spellStart"/>
+      <w:r>
+        <w:t>podman</w:t>
+      </w:r>
+      <w:proofErr w:type="spellEnd"/>
+      <w:r>
+        <w:t xml:space="preserve"> </w:t>
+      </w:r>
+      <w:proofErr w:type="spellStart"/>
+      <w:r>
+        <w:t>buildx's</w:t>
+      </w:r>
+      <w:proofErr w:type="spellEnd"/>
+      <w:r>
+        <w:t xml:space="preserve"> optimistic check: </w:t>
+      </w:r>
+    </w:p>
+    <w:p>
+      <w:pPr>
+        <w:numPr>
+          <w:ilvl w:val="0"/>
+          <w:numId w:val="9"/>
+        </w:numPr>
+        <w:tabs>
+          <w:tab w:val="clear" w:pos="720"/>
+        </w:tabs>
+      </w:pPr>
+      <w:r>
+        <w:t>cat /proc/sys/fs/</w:t>
+      </w:r>
+      <w:proofErr w:type="spellStart"/>
+      <w:r>
+        <w:t>binfmt_misc</w:t>
+      </w:r>
+      <w:proofErr w:type="spellEnd"/>
+      <w:r>
+        <w:t>/qemu-aarch64</w:t>
+      </w:r>
+    </w:p>
+    <w:p>
+      <w:r>
+        <w:lastRenderedPageBreak/>
+        <w:t>This should show enabled and a valid interpreter path. If this file doesn't exist or shows disabled, the registration didn't actually take — often because the Jenkins agent is itself running inside a container without the privileges or --</w:t>
+      </w:r>
+      <w:proofErr w:type="spellStart"/>
+      <w:r>
+        <w:t>pid</w:t>
+      </w:r>
+      <w:proofErr w:type="spellEnd"/>
+      <w:r>
+        <w:t xml:space="preserve">=host access needed to write into the host's </w:t>
+      </w:r>
+      <w:proofErr w:type="spellStart"/>
+      <w:r>
+        <w:t>binfmt_misc</w:t>
+      </w:r>
+      <w:proofErr w:type="spellEnd"/>
+      <w:r>
+        <w:t>.</w:t>
+      </w:r>
+    </w:p>
+    <w:p>
+      <w:pPr>
+        <w:numPr>
+          <w:ilvl w:val="0"/>
+          <w:numId w:val="9"/>
+        </w:numPr>
+      </w:pPr>
+      <w:r>
+        <w:rPr>
+          <w:b/>
+          <w:bCs/>
+        </w:rPr>
+        <w:t xml:space="preserve">Uncomment and align the arm64 </w:t>
+      </w:r>
+      <w:proofErr w:type="spellStart"/>
+      <w:r>
+        <w:rPr>
+          <w:b/>
+          <w:bCs/>
+        </w:rPr>
+        <w:t>uv</w:t>
+      </w:r>
+      <w:proofErr w:type="spellEnd"/>
+      <w:r>
+        <w:rPr>
+          <w:b/>
+          <w:bCs/>
+        </w:rPr>
+        <w:t xml:space="preserve"> image pull</w:t>
+      </w:r>
+      <w:r>
+        <w:t xml:space="preserve"> (lines 61-62 in the script) so the </w:t>
+      </w:r>
+      <w:r>
+        <w:rPr>
+          <w:i/>
+          <w:iCs/>
+        </w:rPr>
+        <w:t>entire</w:t>
+      </w:r>
+      <w:r>
+        <w:t xml:space="preserve"> dependency chain — not just the two base images — has arm64 paths available.</w:t>
+      </w:r>
+    </w:p>
+    <w:p>
+      <w:pPr>
+        <w:numPr>
+          <w:ilvl w:val="0"/>
+          <w:numId w:val="9"/>
+        </w:numPr>
+      </w:pPr>
+      <w:r>
+        <w:rPr>
+          <w:b/>
+          <w:bCs/>
+        </w:rPr>
+        <w:t xml:space="preserve">Re-run </w:t>
+      </w:r>
+      <w:proofErr w:type="spellStart"/>
+      <w:r>
+        <w:rPr>
+          <w:b/>
+          <w:bCs/>
+        </w:rPr>
+        <w:t>podman</w:t>
+      </w:r>
+      <w:proofErr w:type="spellEnd"/>
+      <w:r>
+        <w:rPr>
+          <w:b/>
+          <w:bCs/>
+        </w:rPr>
+        <w:t xml:space="preserve"> </w:t>
+      </w:r>
+      <w:proofErr w:type="spellStart"/>
+      <w:r>
+        <w:rPr>
+          <w:b/>
+          <w:bCs/>
+        </w:rPr>
+        <w:t>buildx</w:t>
+      </w:r>
+      <w:proofErr w:type="spellEnd"/>
+      <w:r>
+        <w:rPr>
+          <w:b/>
+          <w:bCs/>
+        </w:rPr>
+        <w:t xml:space="preserve"> inspect --bootstrap</w:t>
+      </w:r>
+      <w:r>
+        <w:t xml:space="preserve"> and confirm it reports </w:t>
+      </w:r>
+      <w:proofErr w:type="spellStart"/>
+      <w:r>
+        <w:t>linux</w:t>
+      </w:r>
+      <w:proofErr w:type="spellEnd"/>
+      <w:r>
+        <w:t>/arm64 support without falling into the warning branch.</w:t>
+      </w:r>
+    </w:p>
+    <w:p>
+      <w:pPr>
+        <w:numPr>
+          <w:ilvl w:val="0"/>
+          <w:numId w:val="9"/>
+        </w:numPr>
+      </w:pPr>
+      <w:r>
+        <w:rPr>
+          <w:b/>
+          <w:bCs/>
+        </w:rPr>
+        <w:t>Re-test the build</w:t>
+      </w:r>
+      <w:r>
+        <w:t xml:space="preserve"> and check that the ELF error is gone.</w:t>
+      </w:r>
+    </w:p>
+    <w:p>
+      <w:r>
+        <w:rPr>
+          <w:b/>
+          <w:bCs/>
+        </w:rPr>
+        <w:t>The real risk with Option C:</w:t>
+      </w:r>
+      <w:r>
+        <w:t xml:space="preserve"> even once "fixed," QEMU user-mode emulation is inherently fragile in CI — it's known to intermittently fail on </w:t>
+      </w:r>
+      <w:proofErr w:type="spellStart"/>
+      <w:r>
+        <w:t>syscalls</w:t>
+      </w:r>
+      <w:proofErr w:type="spellEnd"/>
+      <w:r>
+        <w:t>, threading, or specific instructions not fully covered by the emulator, and build times increase significantly (multi-x slower for compilation-heavy steps). It's a reasonable stopgap but not something to rely on long-term for a production pipeline.</w:t>
+      </w:r>
+    </w:p>
+    <w:p>
+      <w:pPr>
+        <w:rPr>
+          <w:b/>
+          <w:bCs/>
+        </w:rPr>
+      </w:pPr>
+      <w:r>
+        <w:rPr>
+          <w:b/>
+          <w:bCs/>
+        </w:rPr>
+        <w:t>A fourth option worth raising: request the image be published, or build it yourself</w:t>
+      </w:r>
+    </w:p>
+    <w:p>
+      <w:r>
+        <w:t>Often overlooked, but frequently the best long-term fix:</w:t>
+      </w:r>
+    </w:p>
+    <w:p>
+      <w:pPr>
+        <w:numPr>
+          <w:ilvl w:val="0"/>
+          <w:numId w:val="10"/>
+        </w:numPr>
+      </w:pPr>
+      <w:r>
+        <w:rPr>
+          <w:b/>
+          <w:bCs/>
+        </w:rPr>
+        <w:t>Ask the image owners to add arm64 to their manifest.</w:t>
+      </w:r>
+      <w:r>
+        <w:t xml:space="preserve"> If esp-cicd-builder-ts04 and nordea-ubi9-ubi are internally maintained (the naming suggests they are — likely an internal platform/CI team), request they publish a multi-arch manifest or an arm64-tagged variant. This is the "fix it at the source" option and benefits every other team building arm64 images from the same base.</w:t>
+      </w:r>
+    </w:p>
+    <w:p>
+      <w:pPr>
+        <w:numPr>
+          <w:ilvl w:val="0"/>
+          <w:numId w:val="10"/>
+        </w:numPr>
+      </w:pPr>
+      <w:r>
+        <w:rPr>
+          <w:b/>
+          <w:bCs/>
+        </w:rPr>
+        <w:t>If that's not feasible short-term, build your own arm64 base image</w:t>
+      </w:r>
+      <w:r>
+        <w:t xml:space="preserve"> from the corresponding upstream </w:t>
+      </w:r>
+      <w:proofErr w:type="spellStart"/>
+      <w:r>
+        <w:t>Dockerfile</w:t>
+      </w:r>
+      <w:proofErr w:type="spellEnd"/>
+      <w:r>
+        <w:t>/source (if available) and publish it to your own Artifactory namespace as an interim measure, switching back to the shared image once the platform team publishes a proper arm64 variant.</w:t>
+      </w:r>
+    </w:p>
+    <w:p>
+      <w:pPr>
+        <w:rPr>
+          <w:b/>
+          <w:bCs/>
+        </w:rPr>
+      </w:pPr>
+      <w:r>
+        <w:rPr>
+          <w:b/>
+          <w:bCs/>
+        </w:rPr>
+        <w:t>Recommendation if arm64 doesn't exist</w:t>
+      </w:r>
+    </w:p>
+    <w:p>
+      <w:r>
+        <w:t>In order of preference:</w:t>
+      </w:r>
+    </w:p>
+    <w:p>
+      <w:pPr>
+        <w:numPr>
+          <w:ilvl w:val="0"/>
+          <w:numId w:val="11"/>
+        </w:numPr>
+      </w:pPr>
+      <w:r>
+        <w:rPr>
+          <w:b/>
+          <w:bCs/>
+        </w:rPr>
+        <w:t>Confirm with the deployment target owner whether arm64 is actually required.</w:t>
+      </w:r>
+      <w:r>
+        <w:t xml:space="preserve"> If not → Option B, done in an afternoon, zero emulation risk.</w:t>
+      </w:r>
+    </w:p>
+    <w:p>
+      <w:pPr>
+        <w:numPr>
+          <w:ilvl w:val="0"/>
+          <w:numId w:val="11"/>
+        </w:numPr>
+      </w:pPr>
+      <w:r>
+        <w:rPr>
+          <w:b/>
+          <w:bCs/>
+        </w:rPr>
+        <w:t>If arm64 is required</w:t>
+      </w:r>
+      <w:r>
+        <w:t xml:space="preserve"> → raise a request with the base-image owning team to publish arm64 variants (this is the durable fix); in parallel, use Option C as a temporary bridge so the pipeline isn't blocked while waiting.</w:t>
+      </w:r>
+    </w:p>
+    <w:p>
+      <w:pPr>
+        <w:numPr>
+          <w:ilvl w:val="0"/>
+          <w:numId w:val="11"/>
+        </w:numPr>
+      </w:pPr>
+      <w:r>
+        <w:rPr>
+          <w:b/>
+          <w:bCs/>
+        </w:rPr>
+        <w:t>Avoid treating QEMU emulation as a permanent solution</w:t>
+      </w:r>
+      <w:r>
+        <w:t xml:space="preserve"> — it's acceptable to unblock CI in the short term, but budget time to migrate to native images once available, given the flakiness and performance cost.</w:t>
+      </w:r>
+    </w:p>
+    <w:p>
+      <w:pPr>
+        <w:rPr>
+          <w:lang w:val="en-US"/>
+        </w:rPr>
+      </w:pPr>
+    </w:p>
+    <w:p>
+      <w:pPr>
+        <w:pBdr>
+          <w:bottom w:val="single" w:sz="6" w:space="1" w:color="auto"/>
+        </w:pBdr>
+        <w:rPr>
+          <w:lang w:val="en-US"/>
+        </w:rPr>
+      </w:pPr>
+    </w:p>
+    <w:p>
+      <w:pPr>
+        <w:rPr>
+          <w:lang w:val="en-US"/>
+        </w:rPr>
+      </w:pPr>
+    </w:p>
+    <w:p>
+      <w:r>
+        <w:t xml:space="preserve">Explain this solution in detail, how to do it step by step "Ask the image owners to add arm64 to their manifest. If esp-cicd-builder-ts04 and nordea-ubi9-ubi are internally maintained (the naming </w:t>
+      </w:r>
+      <w:r>
+        <w:lastRenderedPageBreak/>
+        <w:t>suggests they are — likely an internal platform/CI team), request they publish a multi-arch manifest or an arm64-tagged variant. This is the "fix it at the source" option and benefits every other team building arm64 images from the same base."</w:t>
+      </w:r>
+    </w:p>
+    <w:p>
+      <w:pPr>
+        <w:rPr>
+          <w:lang w:val="en-US"/>
+        </w:rPr>
+      </w:pPr>
+    </w:p>
+    <w:p>
+      <w:r>
+        <w:t>Here's a step-by-step walkthrough of how to actually execute this option, from finding the right people to verifying the fix once it lands.</w:t>
+      </w:r>
+    </w:p>
+    <w:p>
+      <w:pPr>
+        <w:rPr>
+          <w:b/>
+          <w:bCs/>
+        </w:rPr>
+      </w:pPr>
+      <w:r>
+        <w:rPr>
+          <w:b/>
+          <w:bCs/>
+        </w:rPr>
+        <w:t>Step 1: Identify who owns the base images</w:t>
+      </w:r>
+    </w:p>
+    <w:p>
+      <w:r>
+        <w:t>Before you can ask anyone, you need to know who to ask. A few ways to track this down:</w:t>
+      </w:r>
+    </w:p>
+    <w:p>
+      <w:pPr>
+        <w:numPr>
+          <w:ilvl w:val="0"/>
+          <w:numId w:val="12"/>
+        </w:numPr>
+      </w:pPr>
+      <w:r>
+        <w:rPr>
+          <w:b/>
+          <w:bCs/>
+        </w:rPr>
+        <w:t>Check the Artifactory UI/API for image metadata.</w:t>
+      </w:r>
+      <w:r>
+        <w:t xml:space="preserve"> Most internal Artifactory setups tag images with labels or properties (owner, team, contact) — look at the image's "Properties" tab in the UI, or query via API: </w:t>
+      </w:r>
+    </w:p>
+    <w:p>
+      <w:pPr>
+        <w:numPr>
+          <w:ilvl w:val="0"/>
+          <w:numId w:val="12"/>
+        </w:numPr>
+        <w:tabs>
+          <w:tab w:val="clear" w:pos="720"/>
+        </w:tabs>
+      </w:pPr>
+      <w:r>
+        <w:t>curl -s -u "$ARTIFACTORY_</w:t>
+      </w:r>
+      <w:proofErr w:type="gramStart"/>
+      <w:r>
+        <w:t>USERNAME:$</w:t>
+      </w:r>
+      <w:proofErr w:type="gramEnd"/>
+      <w:r>
+        <w:t xml:space="preserve">ARTIFACTORY_PASSWORD" </w:t>
+      </w:r>
+      <w:proofErr w:type="gramStart"/>
+      <w:r>
+        <w:t>\  "</w:t>
+      </w:r>
+      <w:proofErr w:type="gramEnd"/>
+      <w:r>
+        <w:t xml:space="preserve">https://artifactory.oneadr.net/artifactory/api/storage/federate-docker-esp-cicd-snapshot/esp-cicd-builder-ts04?properties" </w:t>
+      </w:r>
+      <w:proofErr w:type="gramStart"/>
+      <w:r>
+        <w:t>\  |</w:t>
+      </w:r>
+      <w:proofErr w:type="gramEnd"/>
+      <w:r>
+        <w:t xml:space="preserve"> python3 -m </w:t>
+      </w:r>
+      <w:proofErr w:type="spellStart"/>
+      <w:proofErr w:type="gramStart"/>
+      <w:r>
+        <w:t>json.tool</w:t>
+      </w:r>
+      <w:proofErr w:type="spellEnd"/>
+      <w:proofErr w:type="gramEnd"/>
+    </w:p>
+    <w:p>
+      <w:pPr>
+        <w:numPr>
+          <w:ilvl w:val="0"/>
+          <w:numId w:val="12"/>
+        </w:numPr>
+      </w:pPr>
+      <w:r>
+        <w:rPr>
+          <w:b/>
+          <w:bCs/>
+        </w:rPr>
+        <w:t>Inspect the image itself for labels.</w:t>
+      </w:r>
+      <w:r>
+        <w:t xml:space="preserve"> </w:t>
+      </w:r>
+      <w:proofErr w:type="spellStart"/>
+      <w:r>
+        <w:t>Dockerfiles</w:t>
+      </w:r>
+      <w:proofErr w:type="spellEnd"/>
+      <w:r>
+        <w:t xml:space="preserve"> often set LABEL maintainer= or LABEL </w:t>
+      </w:r>
+      <w:proofErr w:type="spellStart"/>
+      <w:proofErr w:type="gramStart"/>
+      <w:r>
+        <w:t>org.opencontainers</w:t>
+      </w:r>
+      <w:proofErr w:type="gramEnd"/>
+      <w:r>
+        <w:t>.</w:t>
+      </w:r>
+      <w:proofErr w:type="gramStart"/>
+      <w:r>
+        <w:t>image.source</w:t>
+      </w:r>
+      <w:proofErr w:type="spellEnd"/>
+      <w:proofErr w:type="gramEnd"/>
+      <w:r>
+        <w:t xml:space="preserve">=: </w:t>
+      </w:r>
+    </w:p>
+    <w:p>
+      <w:pPr>
+        <w:numPr>
+          <w:ilvl w:val="0"/>
+          <w:numId w:val="12"/>
+        </w:numPr>
+        <w:tabs>
+          <w:tab w:val="clear" w:pos="720"/>
+        </w:tabs>
+      </w:pPr>
+      <w:proofErr w:type="spellStart"/>
+      <w:r>
+        <w:t>podman</w:t>
+      </w:r>
+      <w:proofErr w:type="spellEnd"/>
+      <w:r>
+        <w:t xml:space="preserve"> inspect artifactory.oneadr.net/federate-docker-esp-cicd-snapshot/esp-cicd-builder-ts</w:t>
+      </w:r>
+      <w:proofErr w:type="gramStart"/>
+      <w:r>
+        <w:t>04:v</w:t>
+      </w:r>
+      <w:proofErr w:type="gramEnd"/>
+      <w:r>
+        <w:t>1 --format '{{</w:t>
+      </w:r>
+      <w:proofErr w:type="spellStart"/>
+      <w:proofErr w:type="gramStart"/>
+      <w:r>
+        <w:t>json</w:t>
+      </w:r>
+      <w:proofErr w:type="spellEnd"/>
+      <w:r>
+        <w:t xml:space="preserve"> .Labels</w:t>
+      </w:r>
+      <w:proofErr w:type="gramEnd"/>
+      <w:r>
+        <w:t>}}'</w:t>
+      </w:r>
+    </w:p>
+    <w:p>
+      <w:pPr>
+        <w:numPr>
+          <w:ilvl w:val="0"/>
+          <w:numId w:val="12"/>
+        </w:numPr>
+      </w:pPr>
+      <w:r>
+        <w:rPr>
+          <w:b/>
+          <w:bCs/>
+        </w:rPr>
+        <w:t>Check the repo naming convention.</w:t>
+      </w:r>
+      <w:r>
+        <w:t xml:space="preserve"> federate-docker-</w:t>
+      </w:r>
+      <w:proofErr w:type="spellStart"/>
+      <w:r>
+        <w:t>esp</w:t>
+      </w:r>
+      <w:proofErr w:type="spellEnd"/>
+      <w:r>
+        <w:t>-</w:t>
+      </w:r>
+      <w:proofErr w:type="spellStart"/>
+      <w:r>
+        <w:t>cicd</w:t>
+      </w:r>
+      <w:proofErr w:type="spellEnd"/>
+      <w:r>
+        <w:t>-snapshot strongly suggests an "ESP CI/CD" platform team owns it; federate-docker-</w:t>
+      </w:r>
+      <w:proofErr w:type="spellStart"/>
+      <w:r>
+        <w:t>cbine</w:t>
+      </w:r>
+      <w:proofErr w:type="spellEnd"/>
+      <w:r>
+        <w:t xml:space="preserve"> (possibly "CBINE" or a similar internal platform group) owns the ubi9 base. Your internal repo catalogue (you have a "repo catalogue" browser tab open in your screenshots) or an internal service </w:t>
+      </w:r>
+      <w:proofErr w:type="spellStart"/>
+      <w:r>
+        <w:t>catalog</w:t>
+      </w:r>
+      <w:proofErr w:type="spellEnd"/>
+      <w:r>
+        <w:t>/Backstage-style tool is often the fastest way to map a repo name to an owning team and their Slack channel/on-call.</w:t>
+      </w:r>
+    </w:p>
+    <w:p>
+      <w:pPr>
+        <w:numPr>
+          <w:ilvl w:val="0"/>
+          <w:numId w:val="12"/>
+        </w:numPr>
+      </w:pPr>
+      <w:r>
+        <w:rPr>
+          <w:b/>
+          <w:bCs/>
+        </w:rPr>
+        <w:t>Check git history / CODEOWNERS.</w:t>
+      </w:r>
+      <w:r>
+        <w:t xml:space="preserve"> If these images are built from source (not just re-tagged upstream images), find the </w:t>
+      </w:r>
+      <w:proofErr w:type="spellStart"/>
+      <w:r>
+        <w:t>Dockerfile</w:t>
+      </w:r>
+      <w:proofErr w:type="spellEnd"/>
+      <w:r>
+        <w:t>/build repo for them and check CODEOWNERS, recent commit authors, or the repo's README for a contact.</w:t>
+      </w:r>
+    </w:p>
+    <w:p>
+      <w:pPr>
+        <w:numPr>
+          <w:ilvl w:val="0"/>
+          <w:numId w:val="12"/>
+        </w:numPr>
+      </w:pPr>
+      <w:r>
+        <w:rPr>
+          <w:b/>
+          <w:bCs/>
+        </w:rPr>
+        <w:t>Ask in your org's internal platform/CI Slack or Teams channel</w:t>
+      </w:r>
+      <w:r>
+        <w:t xml:space="preserve"> if none of the above resolves cleanly — someone will usually know which team owns "ESP CI/CD" tooling images.</w:t>
+      </w:r>
+    </w:p>
+    <w:p>
+      <w:pPr>
+        <w:rPr>
+          <w:b/>
+          <w:bCs/>
+        </w:rPr>
+      </w:pPr>
+      <w:r>
+        <w:rPr>
+          <w:b/>
+          <w:bCs/>
+        </w:rPr>
+        <w:t>Step 2: Gather the evidence to make the request easy to act on</w:t>
+      </w:r>
+    </w:p>
+    <w:p>
+      <w:r>
+        <w:t>Before reaching out, compile:</w:t>
+      </w:r>
+    </w:p>
+    <w:p>
+      <w:pPr>
+        <w:numPr>
+          <w:ilvl w:val="0"/>
+          <w:numId w:val="13"/>
+        </w:numPr>
+      </w:pPr>
+      <w:r>
+        <w:t>The exact image names and tags you need arm64 for: esp-cicd-builder-ts</w:t>
+      </w:r>
+      <w:proofErr w:type="gramStart"/>
+      <w:r>
+        <w:t>04:v</w:t>
+      </w:r>
+      <w:proofErr w:type="gramEnd"/>
+      <w:r>
+        <w:t>1 and nordea-ubi9-ubi:9.</w:t>
+      </w:r>
+    </w:p>
+    <w:p>
+      <w:pPr>
+        <w:numPr>
+          <w:ilvl w:val="0"/>
+          <w:numId w:val="13"/>
+        </w:numPr>
+      </w:pPr>
+      <w:r>
+        <w:t xml:space="preserve">Proof that only amd64 currently exists — the </w:t>
+      </w:r>
+      <w:proofErr w:type="spellStart"/>
+      <w:r>
+        <w:t>podman</w:t>
+      </w:r>
+      <w:proofErr w:type="spellEnd"/>
+      <w:r>
+        <w:t xml:space="preserve"> manifest </w:t>
+      </w:r>
+      <w:proofErr w:type="gramStart"/>
+      <w:r>
+        <w:t>inspect</w:t>
+      </w:r>
+      <w:proofErr w:type="gramEnd"/>
+      <w:r>
+        <w:t xml:space="preserve"> or Artifactory API output showing a single-platform manifest.</w:t>
+      </w:r>
+    </w:p>
+    <w:p>
+      <w:pPr>
+        <w:numPr>
+          <w:ilvl w:val="0"/>
+          <w:numId w:val="13"/>
+        </w:numPr>
+      </w:pPr>
+      <w:r>
+        <w:t>Your use case: why you need arm64 (e.g., target deployment runs on Graviton/ARM instances, or you're doing native arm64 builds to avoid QEMU emulation for performance/reliability reasons).</w:t>
+      </w:r>
+    </w:p>
+    <w:p>
+      <w:pPr>
+        <w:numPr>
+          <w:ilvl w:val="0"/>
+          <w:numId w:val="13"/>
+        </w:numPr>
+      </w:pPr>
+      <w:r>
+        <w:lastRenderedPageBreak/>
+        <w:t>The Jenkins build failure logs as concrete proof of impact (</w:t>
+      </w:r>
+      <w:proofErr w:type="spellStart"/>
+      <w:r>
+        <w:t>InvalidBaseImagePlatform</w:t>
+      </w:r>
+      <w:proofErr w:type="spellEnd"/>
+      <w:r>
+        <w:t>, QEMU ELF errors) — this makes the ask tangible rather than hypothetical.</w:t>
+      </w:r>
+    </w:p>
+    <w:p>
+      <w:r>
+        <w:t>This turns your request from "can you make an arm64 image" into a fully-scoped, low-effort ticket for them to act on.</w:t>
+      </w:r>
+    </w:p>
+    <w:p>
+      <w:pPr>
+        <w:rPr>
+          <w:b/>
+          <w:bCs/>
+        </w:rPr>
+      </w:pPr>
+      <w:r>
+        <w:rPr>
+          <w:b/>
+          <w:bCs/>
+        </w:rPr>
+        <w:t>Step 3: Submit the request through the right channel</w:t>
+      </w:r>
+    </w:p>
+    <w:p>
+      <w:r>
+        <w:t>Depending on how the owning team operates:</w:t>
+      </w:r>
+    </w:p>
+    <w:p>
+      <w:pPr>
+        <w:numPr>
+          <w:ilvl w:val="0"/>
+          <w:numId w:val="14"/>
+        </w:numPr>
+      </w:pPr>
+      <w:r>
+        <w:rPr>
+          <w:b/>
+          <w:bCs/>
+        </w:rPr>
+        <w:t>Ticket/backlog system</w:t>
+      </w:r>
+      <w:r>
+        <w:t xml:space="preserve"> (Jira, ServiceNow, etc.) if they take work via tickets — this is usually the most trackable and prioritizable route.</w:t>
+      </w:r>
+    </w:p>
+    <w:p>
+      <w:pPr>
+        <w:numPr>
+          <w:ilvl w:val="0"/>
+          <w:numId w:val="14"/>
+        </w:numPr>
+      </w:pPr>
+      <w:r>
+        <w:rPr>
+          <w:b/>
+          <w:bCs/>
+        </w:rPr>
+        <w:t>Direct Slack/Teams message or channel</w:t>
+      </w:r>
+      <w:r>
+        <w:t xml:space="preserve"> if it's a small platform team and informal requests are the norm — good for a quick "is this even feasible" check before filing a formal ticket.</w:t>
+      </w:r>
+    </w:p>
+    <w:p>
+      <w:pPr>
+        <w:numPr>
+          <w:ilvl w:val="0"/>
+          <w:numId w:val="14"/>
+        </w:numPr>
+      </w:pPr>
+      <w:r>
+        <w:rPr>
+          <w:b/>
+          <w:bCs/>
+        </w:rPr>
+        <w:t>Pull request</w:t>
+      </w:r>
+      <w:r>
+        <w:t>, if the image build definitions live in a repo you have access to and the team accepts external PRs — sometimes the fastest path is to propose the change yourself (see Step 4) and just ask them to review/merge/publish.</w:t>
+      </w:r>
+    </w:p>
+    <w:p>
+      <w:r>
+        <w:t xml:space="preserve">Frame the request as: </w:t>
+      </w:r>
+      <w:r>
+        <w:rPr>
+          <w:i/>
+          <w:iCs/>
+        </w:rPr>
+        <w:t>"We need arm64 support for esp-cicd-builder-ts</w:t>
+      </w:r>
+      <w:proofErr w:type="gramStart"/>
+      <w:r>
+        <w:rPr>
+          <w:i/>
+          <w:iCs/>
+        </w:rPr>
+        <w:t>04:v</w:t>
+      </w:r>
+      <w:proofErr w:type="gramEnd"/>
+      <w:r>
+        <w:rPr>
+          <w:i/>
+          <w:iCs/>
+        </w:rPr>
+        <w:t xml:space="preserve">1 and nordea-ubi9-ubi:9 to unblock arm64 builds on [pipeline name]. Currently only </w:t>
+      </w:r>
+      <w:proofErr w:type="spellStart"/>
+      <w:r>
+        <w:rPr>
+          <w:i/>
+          <w:iCs/>
+        </w:rPr>
+        <w:t>linux</w:t>
+      </w:r>
+      <w:proofErr w:type="spellEnd"/>
+      <w:r>
+        <w:rPr>
+          <w:i/>
+          <w:iCs/>
+        </w:rPr>
+        <w:t>/amd64 is published. Could you either (a) add arm64 to the multi-arch manifest for the existing tags, or (b) publish an arm64-suffixed tag (e.g., v1-arm64)?"</w:t>
+      </w:r>
+      <w:r>
+        <w:t xml:space="preserve"> — giving them both options up front means they can pick whichever fits their existing tooling.</w:t>
+      </w:r>
+    </w:p>
+    <w:p>
+      <w:pPr>
+        <w:rPr>
+          <w:b/>
+          <w:bCs/>
+        </w:rPr>
+      </w:pPr>
+      <w:r>
+        <w:rPr>
+          <w:b/>
+          <w:bCs/>
+        </w:rPr>
+        <w:t>Step 4: What the owning team actually needs to do (technical detail, useful if they ask "how")</w:t>
+      </w:r>
+    </w:p>
+    <w:p>
+      <w:r>
+        <w:t>If they're unfamiliar with multi-arch publishing or want a sanity check, here's what's involved on their side:</w:t>
+      </w:r>
+    </w:p>
+    <w:p>
+      <w:r>
+        <w:rPr>
+          <w:b/>
+          <w:bCs/>
+        </w:rPr>
+        <w:t>Option 1 — True multi-arch manifest (preferred, transparent to all consumers):</w:t>
+      </w:r>
+    </w:p>
+    <w:p>
+      <w:r>
+        <w:t xml:space="preserve"># Build each arch (can be done via </w:t>
+      </w:r>
+      <w:proofErr w:type="spellStart"/>
+      <w:r>
+        <w:t>buildx</w:t>
+      </w:r>
+      <w:proofErr w:type="spellEnd"/>
+      <w:r>
+        <w:t xml:space="preserve"> with cross-compilation, or on native arm64 runners)</w:t>
+      </w:r>
+    </w:p>
+    <w:p>
+      <w:r>
+        <w:t xml:space="preserve">docker </w:t>
+      </w:r>
+      <w:proofErr w:type="spellStart"/>
+      <w:r>
+        <w:t>buildx</w:t>
+      </w:r>
+      <w:proofErr w:type="spellEnd"/>
+      <w:r>
+        <w:t xml:space="preserve"> build --platform </w:t>
+      </w:r>
+      <w:proofErr w:type="spellStart"/>
+      <w:r>
+        <w:t>linux</w:t>
+      </w:r>
+      <w:proofErr w:type="spellEnd"/>
+      <w:r>
+        <w:t>/amd64 -t artifactory.oneadr.net/.../esp-cicd-builder-ts</w:t>
+      </w:r>
+      <w:proofErr w:type="gramStart"/>
+      <w:r>
+        <w:t>04:v</w:t>
+      </w:r>
+      <w:proofErr w:type="gramEnd"/>
+      <w:r>
+        <w:t>1-amd64 --</w:t>
+      </w:r>
+      <w:proofErr w:type="gramStart"/>
+      <w:r>
+        <w:t>push .</w:t>
+      </w:r>
+      <w:proofErr w:type="gramEnd"/>
+    </w:p>
+    <w:p>
+      <w:r>
+        <w:t xml:space="preserve">docker </w:t>
+      </w:r>
+      <w:proofErr w:type="spellStart"/>
+      <w:r>
+        <w:t>buildx</w:t>
+      </w:r>
+      <w:proofErr w:type="spellEnd"/>
+      <w:r>
+        <w:t xml:space="preserve"> build --platform </w:t>
+      </w:r>
+      <w:proofErr w:type="spellStart"/>
+      <w:r>
+        <w:t>linux</w:t>
+      </w:r>
+      <w:proofErr w:type="spellEnd"/>
+      <w:r>
+        <w:t>/arm64 -t artifactory.oneadr.net/.../esp-cicd-builder-ts</w:t>
+      </w:r>
+      <w:proofErr w:type="gramStart"/>
+      <w:r>
+        <w:t>04:v</w:t>
+      </w:r>
+      <w:proofErr w:type="gramEnd"/>
+      <w:r>
+        <w:t>1-arm64 --</w:t>
+      </w:r>
+      <w:proofErr w:type="gramStart"/>
+      <w:r>
+        <w:t>push .</w:t>
+      </w:r>
+      <w:proofErr w:type="gramEnd"/>
+    </w:p>
+    <w:p/>
+    <w:p>
+      <w:r>
+        <w:t># Combine into a single manifest list under the original tag</w:t>
+      </w:r>
+    </w:p>
+    <w:p>
+      <w:r>
+        <w:t xml:space="preserve">docker manifest </w:t>
+      </w:r>
+      <w:proofErr w:type="gramStart"/>
+      <w:r>
+        <w:t>create</w:t>
+      </w:r>
+      <w:proofErr w:type="gramEnd"/>
+      <w:r>
+        <w:t xml:space="preserve"> artifactory.oneadr.net/.../esp-cicd-builder-ts</w:t>
+      </w:r>
+      <w:proofErr w:type="gramStart"/>
+      <w:r>
+        <w:t>04:v</w:t>
+      </w:r>
+      <w:proofErr w:type="gramEnd"/>
+      <w:r>
+        <w:t>1 \</w:t>
+      </w:r>
+    </w:p>
+    <w:p>
+      <w:r>
+        <w:t xml:space="preserve">  artifactory.oneadr.net/.../esp-cicd-builder-ts</w:t>
+      </w:r>
+      <w:proofErr w:type="gramStart"/>
+      <w:r>
+        <w:t>04:v</w:t>
+      </w:r>
+      <w:proofErr w:type="gramEnd"/>
+      <w:r>
+        <w:t>1-amd64 \</w:t>
+      </w:r>
+    </w:p>
+    <w:p>
+      <w:r>
+        <w:t xml:space="preserve">  artifactory.oneadr.net/.../esp-cicd-builder-ts</w:t>
+      </w:r>
+      <w:proofErr w:type="gramStart"/>
+      <w:r>
+        <w:t>04:v</w:t>
+      </w:r>
+      <w:proofErr w:type="gramEnd"/>
+      <w:r>
+        <w:t>1-arm64</w:t>
+      </w:r>
+    </w:p>
+    <w:p>
+      <w:r>
+        <w:t>docker manifest push artifactory.oneadr.net/.../esp-cicd-builder-ts</w:t>
+      </w:r>
+      <w:proofErr w:type="gramStart"/>
+      <w:r>
+        <w:t>04:v</w:t>
+      </w:r>
+      <w:proofErr w:type="gramEnd"/>
+      <w:r>
+        <w:t>1</w:t>
+      </w:r>
+    </w:p>
+    <w:p>
+      <w:r>
+        <w:t xml:space="preserve">Or more simply, if they build from a </w:t>
+      </w:r>
+      <w:proofErr w:type="spellStart"/>
+      <w:r>
+        <w:t>Dockerfile</w:t>
+      </w:r>
+      <w:proofErr w:type="spellEnd"/>
+      <w:r>
+        <w:t xml:space="preserve"> directly, </w:t>
+      </w:r>
+      <w:proofErr w:type="spellStart"/>
+      <w:r>
+        <w:t>buildx</w:t>
+      </w:r>
+      <w:proofErr w:type="spellEnd"/>
+      <w:r>
+        <w:t xml:space="preserve"> build --platform </w:t>
+      </w:r>
+      <w:proofErr w:type="spellStart"/>
+      <w:r>
+        <w:t>linux</w:t>
+      </w:r>
+      <w:proofErr w:type="spellEnd"/>
+      <w:r>
+        <w:t>/amd</w:t>
+      </w:r>
+      <w:proofErr w:type="gramStart"/>
+      <w:r>
+        <w:t>64,linux</w:t>
+      </w:r>
+      <w:proofErr w:type="gramEnd"/>
+      <w:r>
+        <w:t xml:space="preserve">/arm64 --push builds and pushes a multi-arch manifest in one command (requires a </w:t>
+      </w:r>
+      <w:proofErr w:type="spellStart"/>
+      <w:r>
+        <w:t>buildx</w:t>
+      </w:r>
+      <w:proofErr w:type="spellEnd"/>
+      <w:r>
+        <w:t xml:space="preserve"> builder with QEMU or native multi-arch runners configured on </w:t>
+      </w:r>
+      <w:r>
+        <w:rPr>
+          <w:i/>
+          <w:iCs/>
+        </w:rPr>
+        <w:t>their</w:t>
+      </w:r>
+      <w:r>
+        <w:t xml:space="preserve"> side — but that's a one-time CI setup cost for them, done once, benefiting every downstream consumer).</w:t>
+      </w:r>
+    </w:p>
+    <w:p>
+      <w:r>
+        <w:lastRenderedPageBreak/>
+        <w:t xml:space="preserve">With this approach, downstream consumers like you don't need to change anything — </w:t>
+      </w:r>
+      <w:proofErr w:type="spellStart"/>
+      <w:r>
+        <w:t>podman</w:t>
+      </w:r>
+      <w:proofErr w:type="spellEnd"/>
+      <w:r>
+        <w:t xml:space="preserve"> pull artifactory.oneadr.net/.../esp-cicd-builder-ts</w:t>
+      </w:r>
+      <w:proofErr w:type="gramStart"/>
+      <w:r>
+        <w:t>04:v</w:t>
+      </w:r>
+      <w:proofErr w:type="gramEnd"/>
+      <w:r>
+        <w:t>1 will automatically resolve to the right architecture based on the pulling host/target.</w:t>
+      </w:r>
+    </w:p>
+    <w:p>
+      <w:r>
+        <w:rPr>
+          <w:b/>
+          <w:bCs/>
+        </w:rPr>
+        <w:t>Option 2 — Separate arch-suffixed tag (simpler for them, more explicit for consumers):</w:t>
+      </w:r>
+      <w:r>
+        <w:t xml:space="preserve"> Just publish esp-cicd-builder-ts</w:t>
+      </w:r>
+      <w:proofErr w:type="gramStart"/>
+      <w:r>
+        <w:t>04:v</w:t>
+      </w:r>
+      <w:proofErr w:type="gramEnd"/>
+      <w:r>
+        <w:t>1-arm64 as a distinct tag built natively or cross-compiled for arm64. Less elegant, but zero risk of disrupting existing amd64 consumers, and easier to reason about/rollback.</w:t>
+      </w:r>
+    </w:p>
+    <w:p>
+      <w:r>
+        <w:t>Either approach is a reasonable ask — which one they choose is their call based on their existing publishing pipeline maturity.</w:t>
+      </w:r>
+    </w:p>
+    <w:p>
+      <w:pPr>
+        <w:rPr>
+          <w:b/>
+          <w:bCs/>
+        </w:rPr>
+      </w:pPr>
+      <w:r>
+        <w:rPr>
+          <w:b/>
+          <w:bCs/>
+        </w:rPr>
+        <w:t>Step 5: Confirm they source these from somewhere buildable</w:t>
+      </w:r>
+    </w:p>
+    <w:p>
+      <w:r>
+        <w:t>Check whether these are:</w:t>
+      </w:r>
+    </w:p>
+    <w:p>
+      <w:pPr>
+        <w:numPr>
+          <w:ilvl w:val="0"/>
+          <w:numId w:val="15"/>
+        </w:numPr>
+      </w:pPr>
+      <w:r>
+        <w:rPr>
+          <w:b/>
+          <w:bCs/>
+        </w:rPr>
+        <w:t xml:space="preserve">Images they build from their own </w:t>
+      </w:r>
+      <w:proofErr w:type="spellStart"/>
+      <w:r>
+        <w:rPr>
+          <w:b/>
+          <w:bCs/>
+        </w:rPr>
+        <w:t>Dockerfile</w:t>
+      </w:r>
+      <w:proofErr w:type="spellEnd"/>
+      <w:r>
+        <w:rPr>
+          <w:b/>
+          <w:bCs/>
+        </w:rPr>
+        <w:t>/source</w:t>
+      </w:r>
+      <w:r>
+        <w:t xml:space="preserve"> → straightforward, they just add an arm64 build target to their existing CI.</w:t>
+      </w:r>
+    </w:p>
+    <w:p>
+      <w:pPr>
+        <w:numPr>
+          <w:ilvl w:val="0"/>
+          <w:numId w:val="15"/>
+        </w:numPr>
+      </w:pPr>
+      <w:r>
+        <w:rPr>
+          <w:b/>
+          <w:bCs/>
+        </w:rPr>
+        <w:t>Repackaged/re-tagged upstream images</w:t>
+      </w:r>
+      <w:r>
+        <w:t xml:space="preserve"> (e.g., federating a public UBI9 image into their internal Artifactory) → they likely just need to also pull/push the arm64 variant of the same upstream source, which is usually trivial since most popular base images (like Red Hat's UBI) already publish arm64 upstream.</w:t>
+      </w:r>
+    </w:p>
+    <w:p>
+      <w:r>
+        <w:t>This matters because if nordea-ubi9-ubi:9 is just a mirrored/federated copy of the public Red Hat UBI9 image, and Red Hat already publishes an arm64 UBI9 image (they do), the owning team's job might be as simple as re-running their existing federation/mirroring job with arm64 included — a very low-effort ask you can point out explicitly to speed up their response.</w:t>
+      </w:r>
+    </w:p>
+    <w:p>
+      <w:pPr>
+        <w:rPr>
+          <w:b/>
+          <w:bCs/>
+        </w:rPr>
+      </w:pPr>
+      <w:r>
+        <w:rPr>
+          <w:b/>
+          <w:bCs/>
+        </w:rPr>
+        <w:t>Step 6: Verify once they say it's done</w:t>
+      </w:r>
+    </w:p>
+    <w:p>
+      <w:r>
+        <w:t>Don't just take "it's published" at face value — re-run your own checks:</w:t>
+      </w:r>
+    </w:p>
+    <w:p>
+      <w:proofErr w:type="spellStart"/>
+      <w:r>
+        <w:t>podman</w:t>
+      </w:r>
+      <w:proofErr w:type="spellEnd"/>
+      <w:r>
+        <w:t xml:space="preserve"> manifest </w:t>
+      </w:r>
+      <w:proofErr w:type="gramStart"/>
+      <w:r>
+        <w:t>inspect</w:t>
+      </w:r>
+      <w:proofErr w:type="gramEnd"/>
+      <w:r>
+        <w:t xml:space="preserve"> artifactory.oneadr.net/federate-docker-esp-cicd-snapshot/esp-cicd-builder-ts</w:t>
+      </w:r>
+      <w:proofErr w:type="gramStart"/>
+      <w:r>
+        <w:t>04:v</w:t>
+      </w:r>
+      <w:proofErr w:type="gramEnd"/>
+      <w:r>
+        <w:t>1</w:t>
+      </w:r>
+    </w:p>
+    <w:p>
+      <w:proofErr w:type="spellStart"/>
+      <w:r>
+        <w:t>podman</w:t>
+      </w:r>
+      <w:proofErr w:type="spellEnd"/>
+      <w:r>
+        <w:t xml:space="preserve"> manifest </w:t>
+      </w:r>
+      <w:proofErr w:type="gramStart"/>
+      <w:r>
+        <w:t>inspect</w:t>
+      </w:r>
+      <w:proofErr w:type="gramEnd"/>
+      <w:r>
+        <w:t xml:space="preserve"> artifactory.oneadr.net/federate-docker-</w:t>
+      </w:r>
+      <w:proofErr w:type="spellStart"/>
+      <w:r>
+        <w:t>cbine</w:t>
+      </w:r>
+      <w:proofErr w:type="spellEnd"/>
+      <w:r>
+        <w:t>/nordea-ubi9-ubi:9</w:t>
+      </w:r>
+    </w:p>
+    <w:p>
+      <w:r>
+        <w:t>Confirm both now list an arm64 entry in the manifest ("architecture": "arm64"), or if they went with separate tags, pull the new tag explicitly and check:</w:t>
+      </w:r>
+    </w:p>
+    <w:p>
+      <w:proofErr w:type="spellStart"/>
+      <w:r>
+        <w:t>podman</w:t>
+      </w:r>
+      <w:proofErr w:type="spellEnd"/>
+      <w:r>
+        <w:t xml:space="preserve"> pull artifactory.oneadr.net/.../esp-cicd-builder-ts</w:t>
+      </w:r>
+      <w:proofErr w:type="gramStart"/>
+      <w:r>
+        <w:t>04:v</w:t>
+      </w:r>
+      <w:proofErr w:type="gramEnd"/>
+      <w:r>
+        <w:t>1-arm64</w:t>
+      </w:r>
+    </w:p>
+    <w:p>
+      <w:proofErr w:type="spellStart"/>
+      <w:r>
+        <w:t>podman</w:t>
+      </w:r>
+      <w:proofErr w:type="spellEnd"/>
+      <w:r>
+        <w:t xml:space="preserve"> inspect artifactory.oneadr.net/.../esp-cicd-builder-ts</w:t>
+      </w:r>
+      <w:proofErr w:type="gramStart"/>
+      <w:r>
+        <w:t>04:v</w:t>
+      </w:r>
+      <w:proofErr w:type="gramEnd"/>
+      <w:r>
+        <w:t>1-arm64 --format '{</w:t>
+      </w:r>
+      <w:proofErr w:type="gramStart"/>
+      <w:r>
+        <w:t>{.Architecture</w:t>
+      </w:r>
+      <w:proofErr w:type="gramEnd"/>
+      <w:r>
+        <w:t>}}'</w:t>
+      </w:r>
+    </w:p>
+    <w:p>
+      <w:pPr>
+        <w:rPr>
+          <w:b/>
+          <w:bCs/>
+        </w:rPr>
+      </w:pPr>
+      <w:r>
+        <w:rPr>
+          <w:b/>
+          <w:bCs/>
+        </w:rPr>
+        <w:t>Step 7: Update your pipeline to consume the fix</w:t>
+      </w:r>
+    </w:p>
+    <w:p>
+      <w:pPr>
+        <w:numPr>
+          <w:ilvl w:val="0"/>
+          <w:numId w:val="16"/>
+        </w:numPr>
+      </w:pPr>
+      <w:r>
+        <w:t xml:space="preserve">If they published a true multi-arch manifest under the existing tag → </w:t>
+      </w:r>
+      <w:r>
+        <w:rPr>
+          <w:b/>
+          <w:bCs/>
+        </w:rPr>
+        <w:t>no changes needed</w:t>
+      </w:r>
+      <w:r>
+        <w:t xml:space="preserve"> to your </w:t>
+      </w:r>
+      <w:proofErr w:type="spellStart"/>
+      <w:r>
+        <w:t>Dockerfile</w:t>
+      </w:r>
+      <w:proofErr w:type="spellEnd"/>
+      <w:r>
+        <w:t xml:space="preserve"> or local_podman_build.sh at all; </w:t>
+      </w:r>
+      <w:proofErr w:type="spellStart"/>
+      <w:r>
+        <w:t>podman</w:t>
+      </w:r>
+      <w:proofErr w:type="spellEnd"/>
+      <w:r>
+        <w:t xml:space="preserve"> pull will resolve arm64 automatically when building for that platform. This is the main advantage of pushing for Option 1 over Option 2.</w:t>
+      </w:r>
+    </w:p>
+    <w:p>
+      <w:pPr>
+        <w:numPr>
+          <w:ilvl w:val="0"/>
+          <w:numId w:val="16"/>
+        </w:numPr>
+      </w:pPr>
+      <w:r>
+        <w:t xml:space="preserve">If they published an arch-suffixed tag → update local_podman_build.sh and the </w:t>
+      </w:r>
+      <w:proofErr w:type="spellStart"/>
+      <w:r>
+        <w:t>Dockerfile's</w:t>
+      </w:r>
+      <w:proofErr w:type="spellEnd"/>
+      <w:r>
+        <w:t xml:space="preserve"> FROM lines to reference the new tag (e.g., nordea-ubi9-ubi:9-arm64), and remove the now-unneeded QEMU/</w:t>
+      </w:r>
+      <w:proofErr w:type="spellStart"/>
+      <w:r>
+        <w:t>binfmt</w:t>
+      </w:r>
+      <w:proofErr w:type="spellEnd"/>
+      <w:r>
+        <w:t xml:space="preserve"> setup steps.</w:t>
+      </w:r>
+    </w:p>
+    <w:p>
+      <w:pPr>
+        <w:rPr>
+          <w:b/>
+          <w:bCs/>
+        </w:rPr>
+      </w:pPr>
+      <w:r>
+        <w:rPr>
+          <w:b/>
+          <w:bCs/>
+        </w:rPr>
+        <w:t>Step 8: Bridge the gap while you wait</w:t>
+      </w:r>
+    </w:p>
+    <w:p>
+      <w:r>
+        <w:lastRenderedPageBreak/>
+        <w:t>Since this request depends on another team's timeline, don't block your own pipeline in the meantime:</w:t>
+      </w:r>
+    </w:p>
+    <w:p>
+      <w:pPr>
+        <w:numPr>
+          <w:ilvl w:val="0"/>
+          <w:numId w:val="17"/>
+        </w:numPr>
+      </w:pPr>
+      <w:r>
+        <w:t xml:space="preserve">Use </w:t>
+      </w:r>
+      <w:r>
+        <w:rPr>
+          <w:b/>
+          <w:bCs/>
+        </w:rPr>
+        <w:t>Option C (QEMU emulation)</w:t>
+      </w:r>
+      <w:r>
+        <w:t xml:space="preserve"> as a temporary stopgap if arm64 output is genuinely required now.</w:t>
+      </w:r>
+    </w:p>
+    <w:p>
+      <w:pPr>
+        <w:numPr>
+          <w:ilvl w:val="0"/>
+          <w:numId w:val="17"/>
+        </w:numPr>
+      </w:pPr>
+      <w:r>
+        <w:t xml:space="preserve">Or use </w:t>
+      </w:r>
+      <w:r>
+        <w:rPr>
+          <w:b/>
+          <w:bCs/>
+        </w:rPr>
+        <w:t>Option B (build amd64)</w:t>
+      </w:r>
+      <w:r>
+        <w:t xml:space="preserve"> temporarily if that's acceptable short-term, then switch to native arm64 once published.</w:t>
+      </w:r>
+    </w:p>
+    <w:p>
+      <w:r>
+        <w:t>Track the request (ticket link, Slack thread) so you can follow up, and once resolved, remove the temporary emulation/amd64 workaround and cut over cleanly.</w:t>
+      </w:r>
+    </w:p>
+    <w:p>
+      <w:pPr>
+        <w:rPr>
+          <w:lang w:val="en-US"/>
+        </w:rPr>
+      </w:pPr>
     </w:p>
     <w:p>
       <w:pPr>
@@ -1888,6 +4905,155 @@
     </w:lvl>
   </w:abstractNum>
   <w:abstractNum w:abstractNumId="2" w15:restartNumberingAfterBreak="0">
+    <w:nsid w:val="1108079E"/>
+    <w:multiLevelType w:val="multilevel"/>
+    <w:tmpl w:val="D736EB24"/>
+    <w:lvl w:ilvl="0">
+      <w:start w:val="1"/>
+      <w:numFmt w:val="bullet"/>
+      <w:lvlText w:val=""/>
+      <w:lvlJc w:val="left"/>
+      <w:pPr>
+        <w:tabs>
+          <w:tab w:val="num" w:pos="720"/>
+        </w:tabs>
+        <w:ind w:left="720" w:hanging="360"/>
+      </w:pPr>
+      <w:rPr>
+        <w:rFonts w:ascii="Symbol" w:hAnsi="Symbol" w:hint="default"/>
+        <w:sz w:val="20"/>
+      </w:rPr>
+    </w:lvl>
+    <w:lvl w:ilvl="1" w:tentative="1">
+      <w:start w:val="1"/>
+      <w:numFmt w:val="bullet"/>
+      <w:lvlText w:val="o"/>
+      <w:lvlJc w:val="left"/>
+      <w:pPr>
+        <w:tabs>
+          <w:tab w:val="num" w:pos="1440"/>
+        </w:tabs>
+        <w:ind w:left="1440" w:hanging="360"/>
+      </w:pPr>
+      <w:rPr>
+        <w:rFonts w:ascii="Courier New" w:hAnsi="Courier New" w:hint="default"/>
+        <w:sz w:val="20"/>
+      </w:rPr>
+    </w:lvl>
+    <w:lvl w:ilvl="2" w:tentative="1">
+      <w:start w:val="1"/>
+      <w:numFmt w:val="bullet"/>
+      <w:lvlText w:val=""/>
+      <w:lvlJc w:val="left"/>
+      <w:pPr>
+        <w:tabs>
+          <w:tab w:val="num" w:pos="2160"/>
+        </w:tabs>
+        <w:ind w:left="2160" w:hanging="360"/>
+      </w:pPr>
+      <w:rPr>
+        <w:rFonts w:ascii="Wingdings" w:hAnsi="Wingdings" w:hint="default"/>
+        <w:sz w:val="20"/>
+      </w:rPr>
+    </w:lvl>
+    <w:lvl w:ilvl="3" w:tentative="1">
+      <w:start w:val="1"/>
+      <w:numFmt w:val="bullet"/>
+      <w:lvlText w:val=""/>
+      <w:lvlJc w:val="left"/>
+      <w:pPr>
+        <w:tabs>
+          <w:tab w:val="num" w:pos="2880"/>
+        </w:tabs>
+        <w:ind w:left="2880" w:hanging="360"/>
+      </w:pPr>
+      <w:rPr>
+        <w:rFonts w:ascii="Wingdings" w:hAnsi="Wingdings" w:hint="default"/>
+        <w:sz w:val="20"/>
+      </w:rPr>
+    </w:lvl>
+    <w:lvl w:ilvl="4" w:tentative="1">
+      <w:start w:val="1"/>
+      <w:numFmt w:val="bullet"/>
+      <w:lvlText w:val=""/>
+      <w:lvlJc w:val="left"/>
+      <w:pPr>
+        <w:tabs>
+          <w:tab w:val="num" w:pos="3600"/>
+        </w:tabs>
+        <w:ind w:left="3600" w:hanging="360"/>
+      </w:pPr>
+      <w:rPr>
+        <w:rFonts w:ascii="Wingdings" w:hAnsi="Wingdings" w:hint="default"/>
+        <w:sz w:val="20"/>
+      </w:rPr>
+    </w:lvl>
+    <w:lvl w:ilvl="5" w:tentative="1">
+      <w:start w:val="1"/>
+      <w:numFmt w:val="bullet"/>
+      <w:lvlText w:val=""/>
+      <w:lvlJc w:val="left"/>
+      <w:pPr>
+        <w:tabs>
+          <w:tab w:val="num" w:pos="4320"/>
+        </w:tabs>
+        <w:ind w:left="4320" w:hanging="360"/>
+      </w:pPr>
+      <w:rPr>
+        <w:rFonts w:ascii="Wingdings" w:hAnsi="Wingdings" w:hint="default"/>
+        <w:sz w:val="20"/>
+      </w:rPr>
+    </w:lvl>
+    <w:lvl w:ilvl="6" w:tentative="1">
+      <w:start w:val="1"/>
+      <w:numFmt w:val="bullet"/>
+      <w:lvlText w:val=""/>
+      <w:lvlJc w:val="left"/>
+      <w:pPr>
+        <w:tabs>
+          <w:tab w:val="num" w:pos="5040"/>
+        </w:tabs>
+        <w:ind w:left="5040" w:hanging="360"/>
+      </w:pPr>
+      <w:rPr>
+        <w:rFonts w:ascii="Wingdings" w:hAnsi="Wingdings" w:hint="default"/>
+        <w:sz w:val="20"/>
+      </w:rPr>
+    </w:lvl>
+    <w:lvl w:ilvl="7" w:tentative="1">
+      <w:start w:val="1"/>
+      <w:numFmt w:val="bullet"/>
+      <w:lvlText w:val=""/>
+      <w:lvlJc w:val="left"/>
+      <w:pPr>
+        <w:tabs>
+          <w:tab w:val="num" w:pos="5760"/>
+        </w:tabs>
+        <w:ind w:left="5760" w:hanging="360"/>
+      </w:pPr>
+      <w:rPr>
+        <w:rFonts w:ascii="Wingdings" w:hAnsi="Wingdings" w:hint="default"/>
+        <w:sz w:val="20"/>
+      </w:rPr>
+    </w:lvl>
+    <w:lvl w:ilvl="8" w:tentative="1">
+      <w:start w:val="1"/>
+      <w:numFmt w:val="bullet"/>
+      <w:lvlText w:val=""/>
+      <w:lvlJc w:val="left"/>
+      <w:pPr>
+        <w:tabs>
+          <w:tab w:val="num" w:pos="6480"/>
+        </w:tabs>
+        <w:ind w:left="6480" w:hanging="360"/>
+      </w:pPr>
+      <w:rPr>
+        <w:rFonts w:ascii="Wingdings" w:hAnsi="Wingdings" w:hint="default"/>
+        <w:sz w:val="20"/>
+      </w:rPr>
+    </w:lvl>
+  </w:abstractNum>
+  <w:abstractNum w:abstractNumId="3" w15:restartNumberingAfterBreak="0">
     <w:nsid w:val="11EB237E"/>
     <w:multiLevelType w:val="multilevel"/>
     <w:tmpl w:val="7D964224"/>
@@ -2036,7 +5202,7 @@
       </w:rPr>
     </w:lvl>
   </w:abstractNum>
-  <w:abstractNum w:abstractNumId="3" w15:restartNumberingAfterBreak="0">
+  <w:abstractNum w:abstractNumId="4" w15:restartNumberingAfterBreak="0">
     <w:nsid w:val="1596451F"/>
     <w:multiLevelType w:val="multilevel"/>
     <w:tmpl w:val="00787B82"/>
@@ -2185,7 +5351,1163 @@
       </w:rPr>
     </w:lvl>
   </w:abstractNum>
-  <w:abstractNum w:abstractNumId="4" w15:restartNumberingAfterBreak="0">
+  <w:abstractNum w:abstractNumId="5" w15:restartNumberingAfterBreak="0">
+    <w:nsid w:val="1A045339"/>
+    <w:multiLevelType w:val="multilevel"/>
+    <w:tmpl w:val="07E8B9F0"/>
+    <w:lvl w:ilvl="0">
+      <w:start w:val="1"/>
+      <w:numFmt w:val="bullet"/>
+      <w:lvlText w:val=""/>
+      <w:lvlJc w:val="left"/>
+      <w:pPr>
+        <w:tabs>
+          <w:tab w:val="num" w:pos="720"/>
+        </w:tabs>
+        <w:ind w:left="720" w:hanging="360"/>
+      </w:pPr>
+      <w:rPr>
+        <w:rFonts w:ascii="Symbol" w:hAnsi="Symbol" w:hint="default"/>
+        <w:sz w:val="20"/>
+      </w:rPr>
+    </w:lvl>
+    <w:lvl w:ilvl="1" w:tentative="1">
+      <w:start w:val="1"/>
+      <w:numFmt w:val="bullet"/>
+      <w:lvlText w:val="o"/>
+      <w:lvlJc w:val="left"/>
+      <w:pPr>
+        <w:tabs>
+          <w:tab w:val="num" w:pos="1440"/>
+        </w:tabs>
+        <w:ind w:left="1440" w:hanging="360"/>
+      </w:pPr>
+      <w:rPr>
+        <w:rFonts w:ascii="Courier New" w:hAnsi="Courier New" w:hint="default"/>
+        <w:sz w:val="20"/>
+      </w:rPr>
+    </w:lvl>
+    <w:lvl w:ilvl="2" w:tentative="1">
+      <w:start w:val="1"/>
+      <w:numFmt w:val="bullet"/>
+      <w:lvlText w:val=""/>
+      <w:lvlJc w:val="left"/>
+      <w:pPr>
+        <w:tabs>
+          <w:tab w:val="num" w:pos="2160"/>
+        </w:tabs>
+        <w:ind w:left="2160" w:hanging="360"/>
+      </w:pPr>
+      <w:rPr>
+        <w:rFonts w:ascii="Wingdings" w:hAnsi="Wingdings" w:hint="default"/>
+        <w:sz w:val="20"/>
+      </w:rPr>
+    </w:lvl>
+    <w:lvl w:ilvl="3" w:tentative="1">
+      <w:start w:val="1"/>
+      <w:numFmt w:val="bullet"/>
+      <w:lvlText w:val=""/>
+      <w:lvlJc w:val="left"/>
+      <w:pPr>
+        <w:tabs>
+          <w:tab w:val="num" w:pos="2880"/>
+        </w:tabs>
+        <w:ind w:left="2880" w:hanging="360"/>
+      </w:pPr>
+      <w:rPr>
+        <w:rFonts w:ascii="Wingdings" w:hAnsi="Wingdings" w:hint="default"/>
+        <w:sz w:val="20"/>
+      </w:rPr>
+    </w:lvl>
+    <w:lvl w:ilvl="4" w:tentative="1">
+      <w:start w:val="1"/>
+      <w:numFmt w:val="bullet"/>
+      <w:lvlText w:val=""/>
+      <w:lvlJc w:val="left"/>
+      <w:pPr>
+        <w:tabs>
+          <w:tab w:val="num" w:pos="3600"/>
+        </w:tabs>
+        <w:ind w:left="3600" w:hanging="360"/>
+      </w:pPr>
+      <w:rPr>
+        <w:rFonts w:ascii="Wingdings" w:hAnsi="Wingdings" w:hint="default"/>
+        <w:sz w:val="20"/>
+      </w:rPr>
+    </w:lvl>
+    <w:lvl w:ilvl="5" w:tentative="1">
+      <w:start w:val="1"/>
+      <w:numFmt w:val="bullet"/>
+      <w:lvlText w:val=""/>
+      <w:lvlJc w:val="left"/>
+      <w:pPr>
+        <w:tabs>
+          <w:tab w:val="num" w:pos="4320"/>
+        </w:tabs>
+        <w:ind w:left="4320" w:hanging="360"/>
+      </w:pPr>
+      <w:rPr>
+        <w:rFonts w:ascii="Wingdings" w:hAnsi="Wingdings" w:hint="default"/>
+        <w:sz w:val="20"/>
+      </w:rPr>
+    </w:lvl>
+    <w:lvl w:ilvl="6" w:tentative="1">
+      <w:start w:val="1"/>
+      <w:numFmt w:val="bullet"/>
+      <w:lvlText w:val=""/>
+      <w:lvlJc w:val="left"/>
+      <w:pPr>
+        <w:tabs>
+          <w:tab w:val="num" w:pos="5040"/>
+        </w:tabs>
+        <w:ind w:left="5040" w:hanging="360"/>
+      </w:pPr>
+      <w:rPr>
+        <w:rFonts w:ascii="Wingdings" w:hAnsi="Wingdings" w:hint="default"/>
+        <w:sz w:val="20"/>
+      </w:rPr>
+    </w:lvl>
+    <w:lvl w:ilvl="7" w:tentative="1">
+      <w:start w:val="1"/>
+      <w:numFmt w:val="bullet"/>
+      <w:lvlText w:val=""/>
+      <w:lvlJc w:val="left"/>
+      <w:pPr>
+        <w:tabs>
+          <w:tab w:val="num" w:pos="5760"/>
+        </w:tabs>
+        <w:ind w:left="5760" w:hanging="360"/>
+      </w:pPr>
+      <w:rPr>
+        <w:rFonts w:ascii="Wingdings" w:hAnsi="Wingdings" w:hint="default"/>
+        <w:sz w:val="20"/>
+      </w:rPr>
+    </w:lvl>
+    <w:lvl w:ilvl="8" w:tentative="1">
+      <w:start w:val="1"/>
+      <w:numFmt w:val="bullet"/>
+      <w:lvlText w:val=""/>
+      <w:lvlJc w:val="left"/>
+      <w:pPr>
+        <w:tabs>
+          <w:tab w:val="num" w:pos="6480"/>
+        </w:tabs>
+        <w:ind w:left="6480" w:hanging="360"/>
+      </w:pPr>
+      <w:rPr>
+        <w:rFonts w:ascii="Wingdings" w:hAnsi="Wingdings" w:hint="default"/>
+        <w:sz w:val="20"/>
+      </w:rPr>
+    </w:lvl>
+  </w:abstractNum>
+  <w:abstractNum w:abstractNumId="6" w15:restartNumberingAfterBreak="0">
+    <w:nsid w:val="1DBC7796"/>
+    <w:multiLevelType w:val="multilevel"/>
+    <w:tmpl w:val="0D26CBC8"/>
+    <w:lvl w:ilvl="0">
+      <w:start w:val="1"/>
+      <w:numFmt w:val="bullet"/>
+      <w:lvlText w:val=""/>
+      <w:lvlJc w:val="left"/>
+      <w:pPr>
+        <w:tabs>
+          <w:tab w:val="num" w:pos="720"/>
+        </w:tabs>
+        <w:ind w:left="720" w:hanging="360"/>
+      </w:pPr>
+      <w:rPr>
+        <w:rFonts w:ascii="Symbol" w:hAnsi="Symbol" w:hint="default"/>
+        <w:sz w:val="20"/>
+      </w:rPr>
+    </w:lvl>
+    <w:lvl w:ilvl="1" w:tentative="1">
+      <w:start w:val="1"/>
+      <w:numFmt w:val="bullet"/>
+      <w:lvlText w:val="o"/>
+      <w:lvlJc w:val="left"/>
+      <w:pPr>
+        <w:tabs>
+          <w:tab w:val="num" w:pos="1440"/>
+        </w:tabs>
+        <w:ind w:left="1440" w:hanging="360"/>
+      </w:pPr>
+      <w:rPr>
+        <w:rFonts w:ascii="Courier New" w:hAnsi="Courier New" w:hint="default"/>
+        <w:sz w:val="20"/>
+      </w:rPr>
+    </w:lvl>
+    <w:lvl w:ilvl="2" w:tentative="1">
+      <w:start w:val="1"/>
+      <w:numFmt w:val="bullet"/>
+      <w:lvlText w:val=""/>
+      <w:lvlJc w:val="left"/>
+      <w:pPr>
+        <w:tabs>
+          <w:tab w:val="num" w:pos="2160"/>
+        </w:tabs>
+        <w:ind w:left="2160" w:hanging="360"/>
+      </w:pPr>
+      <w:rPr>
+        <w:rFonts w:ascii="Wingdings" w:hAnsi="Wingdings" w:hint="default"/>
+        <w:sz w:val="20"/>
+      </w:rPr>
+    </w:lvl>
+    <w:lvl w:ilvl="3" w:tentative="1">
+      <w:start w:val="1"/>
+      <w:numFmt w:val="bullet"/>
+      <w:lvlText w:val=""/>
+      <w:lvlJc w:val="left"/>
+      <w:pPr>
+        <w:tabs>
+          <w:tab w:val="num" w:pos="2880"/>
+        </w:tabs>
+        <w:ind w:left="2880" w:hanging="360"/>
+      </w:pPr>
+      <w:rPr>
+        <w:rFonts w:ascii="Wingdings" w:hAnsi="Wingdings" w:hint="default"/>
+        <w:sz w:val="20"/>
+      </w:rPr>
+    </w:lvl>
+    <w:lvl w:ilvl="4" w:tentative="1">
+      <w:start w:val="1"/>
+      <w:numFmt w:val="bullet"/>
+      <w:lvlText w:val=""/>
+      <w:lvlJc w:val="left"/>
+      <w:pPr>
+        <w:tabs>
+          <w:tab w:val="num" w:pos="3600"/>
+        </w:tabs>
+        <w:ind w:left="3600" w:hanging="360"/>
+      </w:pPr>
+      <w:rPr>
+        <w:rFonts w:ascii="Wingdings" w:hAnsi="Wingdings" w:hint="default"/>
+        <w:sz w:val="20"/>
+      </w:rPr>
+    </w:lvl>
+    <w:lvl w:ilvl="5" w:tentative="1">
+      <w:start w:val="1"/>
+      <w:numFmt w:val="bullet"/>
+      <w:lvlText w:val=""/>
+      <w:lvlJc w:val="left"/>
+      <w:pPr>
+        <w:tabs>
+          <w:tab w:val="num" w:pos="4320"/>
+        </w:tabs>
+        <w:ind w:left="4320" w:hanging="360"/>
+      </w:pPr>
+      <w:rPr>
+        <w:rFonts w:ascii="Wingdings" w:hAnsi="Wingdings" w:hint="default"/>
+        <w:sz w:val="20"/>
+      </w:rPr>
+    </w:lvl>
+    <w:lvl w:ilvl="6" w:tentative="1">
+      <w:start w:val="1"/>
+      <w:numFmt w:val="bullet"/>
+      <w:lvlText w:val=""/>
+      <w:lvlJc w:val="left"/>
+      <w:pPr>
+        <w:tabs>
+          <w:tab w:val="num" w:pos="5040"/>
+        </w:tabs>
+        <w:ind w:left="5040" w:hanging="360"/>
+      </w:pPr>
+      <w:rPr>
+        <w:rFonts w:ascii="Wingdings" w:hAnsi="Wingdings" w:hint="default"/>
+        <w:sz w:val="20"/>
+      </w:rPr>
+    </w:lvl>
+    <w:lvl w:ilvl="7" w:tentative="1">
+      <w:start w:val="1"/>
+      <w:numFmt w:val="bullet"/>
+      <w:lvlText w:val=""/>
+      <w:lvlJc w:val="left"/>
+      <w:pPr>
+        <w:tabs>
+          <w:tab w:val="num" w:pos="5760"/>
+        </w:tabs>
+        <w:ind w:left="5760" w:hanging="360"/>
+      </w:pPr>
+      <w:rPr>
+        <w:rFonts w:ascii="Wingdings" w:hAnsi="Wingdings" w:hint="default"/>
+        <w:sz w:val="20"/>
+      </w:rPr>
+    </w:lvl>
+    <w:lvl w:ilvl="8" w:tentative="1">
+      <w:start w:val="1"/>
+      <w:numFmt w:val="bullet"/>
+      <w:lvlText w:val=""/>
+      <w:lvlJc w:val="left"/>
+      <w:pPr>
+        <w:tabs>
+          <w:tab w:val="num" w:pos="6480"/>
+        </w:tabs>
+        <w:ind w:left="6480" w:hanging="360"/>
+      </w:pPr>
+      <w:rPr>
+        <w:rFonts w:ascii="Wingdings" w:hAnsi="Wingdings" w:hint="default"/>
+        <w:sz w:val="20"/>
+      </w:rPr>
+    </w:lvl>
+  </w:abstractNum>
+  <w:abstractNum w:abstractNumId="7" w15:restartNumberingAfterBreak="0">
+    <w:nsid w:val="34101206"/>
+    <w:multiLevelType w:val="multilevel"/>
+    <w:tmpl w:val="2878DE32"/>
+    <w:lvl w:ilvl="0">
+      <w:start w:val="1"/>
+      <w:numFmt w:val="bullet"/>
+      <w:lvlText w:val=""/>
+      <w:lvlJc w:val="left"/>
+      <w:pPr>
+        <w:tabs>
+          <w:tab w:val="num" w:pos="720"/>
+        </w:tabs>
+        <w:ind w:left="720" w:hanging="360"/>
+      </w:pPr>
+      <w:rPr>
+        <w:rFonts w:ascii="Symbol" w:hAnsi="Symbol" w:hint="default"/>
+        <w:sz w:val="20"/>
+      </w:rPr>
+    </w:lvl>
+    <w:lvl w:ilvl="1" w:tentative="1">
+      <w:start w:val="1"/>
+      <w:numFmt w:val="bullet"/>
+      <w:lvlText w:val="o"/>
+      <w:lvlJc w:val="left"/>
+      <w:pPr>
+        <w:tabs>
+          <w:tab w:val="num" w:pos="1440"/>
+        </w:tabs>
+        <w:ind w:left="1440" w:hanging="360"/>
+      </w:pPr>
+      <w:rPr>
+        <w:rFonts w:ascii="Courier New" w:hAnsi="Courier New" w:hint="default"/>
+        <w:sz w:val="20"/>
+      </w:rPr>
+    </w:lvl>
+    <w:lvl w:ilvl="2" w:tentative="1">
+      <w:start w:val="1"/>
+      <w:numFmt w:val="bullet"/>
+      <w:lvlText w:val=""/>
+      <w:lvlJc w:val="left"/>
+      <w:pPr>
+        <w:tabs>
+          <w:tab w:val="num" w:pos="2160"/>
+        </w:tabs>
+        <w:ind w:left="2160" w:hanging="360"/>
+      </w:pPr>
+      <w:rPr>
+        <w:rFonts w:ascii="Wingdings" w:hAnsi="Wingdings" w:hint="default"/>
+        <w:sz w:val="20"/>
+      </w:rPr>
+    </w:lvl>
+    <w:lvl w:ilvl="3" w:tentative="1">
+      <w:start w:val="1"/>
+      <w:numFmt w:val="bullet"/>
+      <w:lvlText w:val=""/>
+      <w:lvlJc w:val="left"/>
+      <w:pPr>
+        <w:tabs>
+          <w:tab w:val="num" w:pos="2880"/>
+        </w:tabs>
+        <w:ind w:left="2880" w:hanging="360"/>
+      </w:pPr>
+      <w:rPr>
+        <w:rFonts w:ascii="Wingdings" w:hAnsi="Wingdings" w:hint="default"/>
+        <w:sz w:val="20"/>
+      </w:rPr>
+    </w:lvl>
+    <w:lvl w:ilvl="4" w:tentative="1">
+      <w:start w:val="1"/>
+      <w:numFmt w:val="bullet"/>
+      <w:lvlText w:val=""/>
+      <w:lvlJc w:val="left"/>
+      <w:pPr>
+        <w:tabs>
+          <w:tab w:val="num" w:pos="3600"/>
+        </w:tabs>
+        <w:ind w:left="3600" w:hanging="360"/>
+      </w:pPr>
+      <w:rPr>
+        <w:rFonts w:ascii="Wingdings" w:hAnsi="Wingdings" w:hint="default"/>
+        <w:sz w:val="20"/>
+      </w:rPr>
+    </w:lvl>
+    <w:lvl w:ilvl="5" w:tentative="1">
+      <w:start w:val="1"/>
+      <w:numFmt w:val="bullet"/>
+      <w:lvlText w:val=""/>
+      <w:lvlJc w:val="left"/>
+      <w:pPr>
+        <w:tabs>
+          <w:tab w:val="num" w:pos="4320"/>
+        </w:tabs>
+        <w:ind w:left="4320" w:hanging="360"/>
+      </w:pPr>
+      <w:rPr>
+        <w:rFonts w:ascii="Wingdings" w:hAnsi="Wingdings" w:hint="default"/>
+        <w:sz w:val="20"/>
+      </w:rPr>
+    </w:lvl>
+    <w:lvl w:ilvl="6" w:tentative="1">
+      <w:start w:val="1"/>
+      <w:numFmt w:val="bullet"/>
+      <w:lvlText w:val=""/>
+      <w:lvlJc w:val="left"/>
+      <w:pPr>
+        <w:tabs>
+          <w:tab w:val="num" w:pos="5040"/>
+        </w:tabs>
+        <w:ind w:left="5040" w:hanging="360"/>
+      </w:pPr>
+      <w:rPr>
+        <w:rFonts w:ascii="Wingdings" w:hAnsi="Wingdings" w:hint="default"/>
+        <w:sz w:val="20"/>
+      </w:rPr>
+    </w:lvl>
+    <w:lvl w:ilvl="7" w:tentative="1">
+      <w:start w:val="1"/>
+      <w:numFmt w:val="bullet"/>
+      <w:lvlText w:val=""/>
+      <w:lvlJc w:val="left"/>
+      <w:pPr>
+        <w:tabs>
+          <w:tab w:val="num" w:pos="5760"/>
+        </w:tabs>
+        <w:ind w:left="5760" w:hanging="360"/>
+      </w:pPr>
+      <w:rPr>
+        <w:rFonts w:ascii="Wingdings" w:hAnsi="Wingdings" w:hint="default"/>
+        <w:sz w:val="20"/>
+      </w:rPr>
+    </w:lvl>
+    <w:lvl w:ilvl="8" w:tentative="1">
+      <w:start w:val="1"/>
+      <w:numFmt w:val="bullet"/>
+      <w:lvlText w:val=""/>
+      <w:lvlJc w:val="left"/>
+      <w:pPr>
+        <w:tabs>
+          <w:tab w:val="num" w:pos="6480"/>
+        </w:tabs>
+        <w:ind w:left="6480" w:hanging="360"/>
+      </w:pPr>
+      <w:rPr>
+        <w:rFonts w:ascii="Wingdings" w:hAnsi="Wingdings" w:hint="default"/>
+        <w:sz w:val="20"/>
+      </w:rPr>
+    </w:lvl>
+  </w:abstractNum>
+  <w:abstractNum w:abstractNumId="8" w15:restartNumberingAfterBreak="0">
+    <w:nsid w:val="3BCB0B6C"/>
+    <w:multiLevelType w:val="multilevel"/>
+    <w:tmpl w:val="A642CC8E"/>
+    <w:lvl w:ilvl="0">
+      <w:start w:val="1"/>
+      <w:numFmt w:val="bullet"/>
+      <w:lvlText w:val=""/>
+      <w:lvlJc w:val="left"/>
+      <w:pPr>
+        <w:tabs>
+          <w:tab w:val="num" w:pos="720"/>
+        </w:tabs>
+        <w:ind w:left="720" w:hanging="360"/>
+      </w:pPr>
+      <w:rPr>
+        <w:rFonts w:ascii="Symbol" w:hAnsi="Symbol" w:hint="default"/>
+        <w:sz w:val="20"/>
+      </w:rPr>
+    </w:lvl>
+    <w:lvl w:ilvl="1" w:tentative="1">
+      <w:start w:val="1"/>
+      <w:numFmt w:val="bullet"/>
+      <w:lvlText w:val="o"/>
+      <w:lvlJc w:val="left"/>
+      <w:pPr>
+        <w:tabs>
+          <w:tab w:val="num" w:pos="1440"/>
+        </w:tabs>
+        <w:ind w:left="1440" w:hanging="360"/>
+      </w:pPr>
+      <w:rPr>
+        <w:rFonts w:ascii="Courier New" w:hAnsi="Courier New" w:hint="default"/>
+        <w:sz w:val="20"/>
+      </w:rPr>
+    </w:lvl>
+    <w:lvl w:ilvl="2" w:tentative="1">
+      <w:start w:val="1"/>
+      <w:numFmt w:val="bullet"/>
+      <w:lvlText w:val=""/>
+      <w:lvlJc w:val="left"/>
+      <w:pPr>
+        <w:tabs>
+          <w:tab w:val="num" w:pos="2160"/>
+        </w:tabs>
+        <w:ind w:left="2160" w:hanging="360"/>
+      </w:pPr>
+      <w:rPr>
+        <w:rFonts w:ascii="Wingdings" w:hAnsi="Wingdings" w:hint="default"/>
+        <w:sz w:val="20"/>
+      </w:rPr>
+    </w:lvl>
+    <w:lvl w:ilvl="3" w:tentative="1">
+      <w:start w:val="1"/>
+      <w:numFmt w:val="bullet"/>
+      <w:lvlText w:val=""/>
+      <w:lvlJc w:val="left"/>
+      <w:pPr>
+        <w:tabs>
+          <w:tab w:val="num" w:pos="2880"/>
+        </w:tabs>
+        <w:ind w:left="2880" w:hanging="360"/>
+      </w:pPr>
+      <w:rPr>
+        <w:rFonts w:ascii="Wingdings" w:hAnsi="Wingdings" w:hint="default"/>
+        <w:sz w:val="20"/>
+      </w:rPr>
+    </w:lvl>
+    <w:lvl w:ilvl="4" w:tentative="1">
+      <w:start w:val="1"/>
+      <w:numFmt w:val="bullet"/>
+      <w:lvlText w:val=""/>
+      <w:lvlJc w:val="left"/>
+      <w:pPr>
+        <w:tabs>
+          <w:tab w:val="num" w:pos="3600"/>
+        </w:tabs>
+        <w:ind w:left="3600" w:hanging="360"/>
+      </w:pPr>
+      <w:rPr>
+        <w:rFonts w:ascii="Wingdings" w:hAnsi="Wingdings" w:hint="default"/>
+        <w:sz w:val="20"/>
+      </w:rPr>
+    </w:lvl>
+    <w:lvl w:ilvl="5" w:tentative="1">
+      <w:start w:val="1"/>
+      <w:numFmt w:val="bullet"/>
+      <w:lvlText w:val=""/>
+      <w:lvlJc w:val="left"/>
+      <w:pPr>
+        <w:tabs>
+          <w:tab w:val="num" w:pos="4320"/>
+        </w:tabs>
+        <w:ind w:left="4320" w:hanging="360"/>
+      </w:pPr>
+      <w:rPr>
+        <w:rFonts w:ascii="Wingdings" w:hAnsi="Wingdings" w:hint="default"/>
+        <w:sz w:val="20"/>
+      </w:rPr>
+    </w:lvl>
+    <w:lvl w:ilvl="6" w:tentative="1">
+      <w:start w:val="1"/>
+      <w:numFmt w:val="bullet"/>
+      <w:lvlText w:val=""/>
+      <w:lvlJc w:val="left"/>
+      <w:pPr>
+        <w:tabs>
+          <w:tab w:val="num" w:pos="5040"/>
+        </w:tabs>
+        <w:ind w:left="5040" w:hanging="360"/>
+      </w:pPr>
+      <w:rPr>
+        <w:rFonts w:ascii="Wingdings" w:hAnsi="Wingdings" w:hint="default"/>
+        <w:sz w:val="20"/>
+      </w:rPr>
+    </w:lvl>
+    <w:lvl w:ilvl="7" w:tentative="1">
+      <w:start w:val="1"/>
+      <w:numFmt w:val="bullet"/>
+      <w:lvlText w:val=""/>
+      <w:lvlJc w:val="left"/>
+      <w:pPr>
+        <w:tabs>
+          <w:tab w:val="num" w:pos="5760"/>
+        </w:tabs>
+        <w:ind w:left="5760" w:hanging="360"/>
+      </w:pPr>
+      <w:rPr>
+        <w:rFonts w:ascii="Wingdings" w:hAnsi="Wingdings" w:hint="default"/>
+        <w:sz w:val="20"/>
+      </w:rPr>
+    </w:lvl>
+    <w:lvl w:ilvl="8" w:tentative="1">
+      <w:start w:val="1"/>
+      <w:numFmt w:val="bullet"/>
+      <w:lvlText w:val=""/>
+      <w:lvlJc w:val="left"/>
+      <w:pPr>
+        <w:tabs>
+          <w:tab w:val="num" w:pos="6480"/>
+        </w:tabs>
+        <w:ind w:left="6480" w:hanging="360"/>
+      </w:pPr>
+      <w:rPr>
+        <w:rFonts w:ascii="Wingdings" w:hAnsi="Wingdings" w:hint="default"/>
+        <w:sz w:val="20"/>
+      </w:rPr>
+    </w:lvl>
+  </w:abstractNum>
+  <w:abstractNum w:abstractNumId="9" w15:restartNumberingAfterBreak="0">
+    <w:nsid w:val="41EC498B"/>
+    <w:multiLevelType w:val="multilevel"/>
+    <w:tmpl w:val="1BEEFEAC"/>
+    <w:lvl w:ilvl="0">
+      <w:start w:val="1"/>
+      <w:numFmt w:val="decimal"/>
+      <w:lvlText w:val="%1."/>
+      <w:lvlJc w:val="left"/>
+      <w:pPr>
+        <w:tabs>
+          <w:tab w:val="num" w:pos="720"/>
+        </w:tabs>
+        <w:ind w:left="720" w:hanging="360"/>
+      </w:pPr>
+    </w:lvl>
+    <w:lvl w:ilvl="1" w:tentative="1">
+      <w:start w:val="1"/>
+      <w:numFmt w:val="decimal"/>
+      <w:lvlText w:val="%2."/>
+      <w:lvlJc w:val="left"/>
+      <w:pPr>
+        <w:tabs>
+          <w:tab w:val="num" w:pos="1440"/>
+        </w:tabs>
+        <w:ind w:left="1440" w:hanging="360"/>
+      </w:pPr>
+    </w:lvl>
+    <w:lvl w:ilvl="2" w:tentative="1">
+      <w:start w:val="1"/>
+      <w:numFmt w:val="decimal"/>
+      <w:lvlText w:val="%3."/>
+      <w:lvlJc w:val="left"/>
+      <w:pPr>
+        <w:tabs>
+          <w:tab w:val="num" w:pos="2160"/>
+        </w:tabs>
+        <w:ind w:left="2160" w:hanging="360"/>
+      </w:pPr>
+    </w:lvl>
+    <w:lvl w:ilvl="3" w:tentative="1">
+      <w:start w:val="1"/>
+      <w:numFmt w:val="decimal"/>
+      <w:lvlText w:val="%4."/>
+      <w:lvlJc w:val="left"/>
+      <w:pPr>
+        <w:tabs>
+          <w:tab w:val="num" w:pos="2880"/>
+        </w:tabs>
+        <w:ind w:left="2880" w:hanging="360"/>
+      </w:pPr>
+    </w:lvl>
+    <w:lvl w:ilvl="4" w:tentative="1">
+      <w:start w:val="1"/>
+      <w:numFmt w:val="decimal"/>
+      <w:lvlText w:val="%5."/>
+      <w:lvlJc w:val="left"/>
+      <w:pPr>
+        <w:tabs>
+          <w:tab w:val="num" w:pos="3600"/>
+        </w:tabs>
+        <w:ind w:left="3600" w:hanging="360"/>
+      </w:pPr>
+    </w:lvl>
+    <w:lvl w:ilvl="5" w:tentative="1">
+      <w:start w:val="1"/>
+      <w:numFmt w:val="decimal"/>
+      <w:lvlText w:val="%6."/>
+      <w:lvlJc w:val="left"/>
+      <w:pPr>
+        <w:tabs>
+          <w:tab w:val="num" w:pos="4320"/>
+        </w:tabs>
+        <w:ind w:left="4320" w:hanging="360"/>
+      </w:pPr>
+    </w:lvl>
+    <w:lvl w:ilvl="6" w:tentative="1">
+      <w:start w:val="1"/>
+      <w:numFmt w:val="decimal"/>
+      <w:lvlText w:val="%7."/>
+      <w:lvlJc w:val="left"/>
+      <w:pPr>
+        <w:tabs>
+          <w:tab w:val="num" w:pos="5040"/>
+        </w:tabs>
+        <w:ind w:left="5040" w:hanging="360"/>
+      </w:pPr>
+    </w:lvl>
+    <w:lvl w:ilvl="7" w:tentative="1">
+      <w:start w:val="1"/>
+      <w:numFmt w:val="decimal"/>
+      <w:lvlText w:val="%8."/>
+      <w:lvlJc w:val="left"/>
+      <w:pPr>
+        <w:tabs>
+          <w:tab w:val="num" w:pos="5760"/>
+        </w:tabs>
+        <w:ind w:left="5760" w:hanging="360"/>
+      </w:pPr>
+    </w:lvl>
+    <w:lvl w:ilvl="8" w:tentative="1">
+      <w:start w:val="1"/>
+      <w:numFmt w:val="decimal"/>
+      <w:lvlText w:val="%9."/>
+      <w:lvlJc w:val="left"/>
+      <w:pPr>
+        <w:tabs>
+          <w:tab w:val="num" w:pos="6480"/>
+        </w:tabs>
+        <w:ind w:left="6480" w:hanging="360"/>
+      </w:pPr>
+    </w:lvl>
+  </w:abstractNum>
+  <w:abstractNum w:abstractNumId="10" w15:restartNumberingAfterBreak="0">
+    <w:nsid w:val="49551634"/>
+    <w:multiLevelType w:val="multilevel"/>
+    <w:tmpl w:val="1F38289C"/>
+    <w:lvl w:ilvl="0">
+      <w:start w:val="1"/>
+      <w:numFmt w:val="bullet"/>
+      <w:lvlText w:val=""/>
+      <w:lvlJc w:val="left"/>
+      <w:pPr>
+        <w:tabs>
+          <w:tab w:val="num" w:pos="720"/>
+        </w:tabs>
+        <w:ind w:left="720" w:hanging="360"/>
+      </w:pPr>
+      <w:rPr>
+        <w:rFonts w:ascii="Symbol" w:hAnsi="Symbol" w:hint="default"/>
+        <w:sz w:val="20"/>
+      </w:rPr>
+    </w:lvl>
+    <w:lvl w:ilvl="1" w:tentative="1">
+      <w:start w:val="1"/>
+      <w:numFmt w:val="bullet"/>
+      <w:lvlText w:val="o"/>
+      <w:lvlJc w:val="left"/>
+      <w:pPr>
+        <w:tabs>
+          <w:tab w:val="num" w:pos="1440"/>
+        </w:tabs>
+        <w:ind w:left="1440" w:hanging="360"/>
+      </w:pPr>
+      <w:rPr>
+        <w:rFonts w:ascii="Courier New" w:hAnsi="Courier New" w:hint="default"/>
+        <w:sz w:val="20"/>
+      </w:rPr>
+    </w:lvl>
+    <w:lvl w:ilvl="2" w:tentative="1">
+      <w:start w:val="1"/>
+      <w:numFmt w:val="bullet"/>
+      <w:lvlText w:val=""/>
+      <w:lvlJc w:val="left"/>
+      <w:pPr>
+        <w:tabs>
+          <w:tab w:val="num" w:pos="2160"/>
+        </w:tabs>
+        <w:ind w:left="2160" w:hanging="360"/>
+      </w:pPr>
+      <w:rPr>
+        <w:rFonts w:ascii="Wingdings" w:hAnsi="Wingdings" w:hint="default"/>
+        <w:sz w:val="20"/>
+      </w:rPr>
+    </w:lvl>
+    <w:lvl w:ilvl="3" w:tentative="1">
+      <w:start w:val="1"/>
+      <w:numFmt w:val="bullet"/>
+      <w:lvlText w:val=""/>
+      <w:lvlJc w:val="left"/>
+      <w:pPr>
+        <w:tabs>
+          <w:tab w:val="num" w:pos="2880"/>
+        </w:tabs>
+        <w:ind w:left="2880" w:hanging="360"/>
+      </w:pPr>
+      <w:rPr>
+        <w:rFonts w:ascii="Wingdings" w:hAnsi="Wingdings" w:hint="default"/>
+        <w:sz w:val="20"/>
+      </w:rPr>
+    </w:lvl>
+    <w:lvl w:ilvl="4" w:tentative="1">
+      <w:start w:val="1"/>
+      <w:numFmt w:val="bullet"/>
+      <w:lvlText w:val=""/>
+      <w:lvlJc w:val="left"/>
+      <w:pPr>
+        <w:tabs>
+          <w:tab w:val="num" w:pos="3600"/>
+        </w:tabs>
+        <w:ind w:left="3600" w:hanging="360"/>
+      </w:pPr>
+      <w:rPr>
+        <w:rFonts w:ascii="Wingdings" w:hAnsi="Wingdings" w:hint="default"/>
+        <w:sz w:val="20"/>
+      </w:rPr>
+    </w:lvl>
+    <w:lvl w:ilvl="5" w:tentative="1">
+      <w:start w:val="1"/>
+      <w:numFmt w:val="bullet"/>
+      <w:lvlText w:val=""/>
+      <w:lvlJc w:val="left"/>
+      <w:pPr>
+        <w:tabs>
+          <w:tab w:val="num" w:pos="4320"/>
+        </w:tabs>
+        <w:ind w:left="4320" w:hanging="360"/>
+      </w:pPr>
+      <w:rPr>
+        <w:rFonts w:ascii="Wingdings" w:hAnsi="Wingdings" w:hint="default"/>
+        <w:sz w:val="20"/>
+      </w:rPr>
+    </w:lvl>
+    <w:lvl w:ilvl="6" w:tentative="1">
+      <w:start w:val="1"/>
+      <w:numFmt w:val="bullet"/>
+      <w:lvlText w:val=""/>
+      <w:lvlJc w:val="left"/>
+      <w:pPr>
+        <w:tabs>
+          <w:tab w:val="num" w:pos="5040"/>
+        </w:tabs>
+        <w:ind w:left="5040" w:hanging="360"/>
+      </w:pPr>
+      <w:rPr>
+        <w:rFonts w:ascii="Wingdings" w:hAnsi="Wingdings" w:hint="default"/>
+        <w:sz w:val="20"/>
+      </w:rPr>
+    </w:lvl>
+    <w:lvl w:ilvl="7" w:tentative="1">
+      <w:start w:val="1"/>
+      <w:numFmt w:val="bullet"/>
+      <w:lvlText w:val=""/>
+      <w:lvlJc w:val="left"/>
+      <w:pPr>
+        <w:tabs>
+          <w:tab w:val="num" w:pos="5760"/>
+        </w:tabs>
+        <w:ind w:left="5760" w:hanging="360"/>
+      </w:pPr>
+      <w:rPr>
+        <w:rFonts w:ascii="Wingdings" w:hAnsi="Wingdings" w:hint="default"/>
+        <w:sz w:val="20"/>
+      </w:rPr>
+    </w:lvl>
+    <w:lvl w:ilvl="8" w:tentative="1">
+      <w:start w:val="1"/>
+      <w:numFmt w:val="bullet"/>
+      <w:lvlText w:val=""/>
+      <w:lvlJc w:val="left"/>
+      <w:pPr>
+        <w:tabs>
+          <w:tab w:val="num" w:pos="6480"/>
+        </w:tabs>
+        <w:ind w:left="6480" w:hanging="360"/>
+      </w:pPr>
+      <w:rPr>
+        <w:rFonts w:ascii="Wingdings" w:hAnsi="Wingdings" w:hint="default"/>
+        <w:sz w:val="20"/>
+      </w:rPr>
+    </w:lvl>
+  </w:abstractNum>
+  <w:abstractNum w:abstractNumId="11" w15:restartNumberingAfterBreak="0">
+    <w:nsid w:val="4FE537EB"/>
+    <w:multiLevelType w:val="multilevel"/>
+    <w:tmpl w:val="FBBE39D8"/>
+    <w:lvl w:ilvl="0">
+      <w:start w:val="1"/>
+      <w:numFmt w:val="bullet"/>
+      <w:lvlText w:val=""/>
+      <w:lvlJc w:val="left"/>
+      <w:pPr>
+        <w:tabs>
+          <w:tab w:val="num" w:pos="720"/>
+        </w:tabs>
+        <w:ind w:left="720" w:hanging="360"/>
+      </w:pPr>
+      <w:rPr>
+        <w:rFonts w:ascii="Symbol" w:hAnsi="Symbol" w:hint="default"/>
+        <w:sz w:val="20"/>
+      </w:rPr>
+    </w:lvl>
+    <w:lvl w:ilvl="1" w:tentative="1">
+      <w:start w:val="1"/>
+      <w:numFmt w:val="bullet"/>
+      <w:lvlText w:val="o"/>
+      <w:lvlJc w:val="left"/>
+      <w:pPr>
+        <w:tabs>
+          <w:tab w:val="num" w:pos="1440"/>
+        </w:tabs>
+        <w:ind w:left="1440" w:hanging="360"/>
+      </w:pPr>
+      <w:rPr>
+        <w:rFonts w:ascii="Courier New" w:hAnsi="Courier New" w:hint="default"/>
+        <w:sz w:val="20"/>
+      </w:rPr>
+    </w:lvl>
+    <w:lvl w:ilvl="2" w:tentative="1">
+      <w:start w:val="1"/>
+      <w:numFmt w:val="bullet"/>
+      <w:lvlText w:val=""/>
+      <w:lvlJc w:val="left"/>
+      <w:pPr>
+        <w:tabs>
+          <w:tab w:val="num" w:pos="2160"/>
+        </w:tabs>
+        <w:ind w:left="2160" w:hanging="360"/>
+      </w:pPr>
+      <w:rPr>
+        <w:rFonts w:ascii="Wingdings" w:hAnsi="Wingdings" w:hint="default"/>
+        <w:sz w:val="20"/>
+      </w:rPr>
+    </w:lvl>
+    <w:lvl w:ilvl="3" w:tentative="1">
+      <w:start w:val="1"/>
+      <w:numFmt w:val="bullet"/>
+      <w:lvlText w:val=""/>
+      <w:lvlJc w:val="left"/>
+      <w:pPr>
+        <w:tabs>
+          <w:tab w:val="num" w:pos="2880"/>
+        </w:tabs>
+        <w:ind w:left="2880" w:hanging="360"/>
+      </w:pPr>
+      <w:rPr>
+        <w:rFonts w:ascii="Wingdings" w:hAnsi="Wingdings" w:hint="default"/>
+        <w:sz w:val="20"/>
+      </w:rPr>
+    </w:lvl>
+    <w:lvl w:ilvl="4" w:tentative="1">
+      <w:start w:val="1"/>
+      <w:numFmt w:val="bullet"/>
+      <w:lvlText w:val=""/>
+      <w:lvlJc w:val="left"/>
+      <w:pPr>
+        <w:tabs>
+          <w:tab w:val="num" w:pos="3600"/>
+        </w:tabs>
+        <w:ind w:left="3600" w:hanging="360"/>
+      </w:pPr>
+      <w:rPr>
+        <w:rFonts w:ascii="Wingdings" w:hAnsi="Wingdings" w:hint="default"/>
+        <w:sz w:val="20"/>
+      </w:rPr>
+    </w:lvl>
+    <w:lvl w:ilvl="5" w:tentative="1">
+      <w:start w:val="1"/>
+      <w:numFmt w:val="bullet"/>
+      <w:lvlText w:val=""/>
+      <w:lvlJc w:val="left"/>
+      <w:pPr>
+        <w:tabs>
+          <w:tab w:val="num" w:pos="4320"/>
+        </w:tabs>
+        <w:ind w:left="4320" w:hanging="360"/>
+      </w:pPr>
+      <w:rPr>
+        <w:rFonts w:ascii="Wingdings" w:hAnsi="Wingdings" w:hint="default"/>
+        <w:sz w:val="20"/>
+      </w:rPr>
+    </w:lvl>
+    <w:lvl w:ilvl="6" w:tentative="1">
+      <w:start w:val="1"/>
+      <w:numFmt w:val="bullet"/>
+      <w:lvlText w:val=""/>
+      <w:lvlJc w:val="left"/>
+      <w:pPr>
+        <w:tabs>
+          <w:tab w:val="num" w:pos="5040"/>
+        </w:tabs>
+        <w:ind w:left="5040" w:hanging="360"/>
+      </w:pPr>
+      <w:rPr>
+        <w:rFonts w:ascii="Wingdings" w:hAnsi="Wingdings" w:hint="default"/>
+        <w:sz w:val="20"/>
+      </w:rPr>
+    </w:lvl>
+    <w:lvl w:ilvl="7" w:tentative="1">
+      <w:start w:val="1"/>
+      <w:numFmt w:val="bullet"/>
+      <w:lvlText w:val=""/>
+      <w:lvlJc w:val="left"/>
+      <w:pPr>
+        <w:tabs>
+          <w:tab w:val="num" w:pos="5760"/>
+        </w:tabs>
+        <w:ind w:left="5760" w:hanging="360"/>
+      </w:pPr>
+      <w:rPr>
+        <w:rFonts w:ascii="Wingdings" w:hAnsi="Wingdings" w:hint="default"/>
+        <w:sz w:val="20"/>
+      </w:rPr>
+    </w:lvl>
+    <w:lvl w:ilvl="8" w:tentative="1">
+      <w:start w:val="1"/>
+      <w:numFmt w:val="bullet"/>
+      <w:lvlText w:val=""/>
+      <w:lvlJc w:val="left"/>
+      <w:pPr>
+        <w:tabs>
+          <w:tab w:val="num" w:pos="6480"/>
+        </w:tabs>
+        <w:ind w:left="6480" w:hanging="360"/>
+      </w:pPr>
+      <w:rPr>
+        <w:rFonts w:ascii="Wingdings" w:hAnsi="Wingdings" w:hint="default"/>
+        <w:sz w:val="20"/>
+      </w:rPr>
+    </w:lvl>
+  </w:abstractNum>
+  <w:abstractNum w:abstractNumId="12" w15:restartNumberingAfterBreak="0">
+    <w:nsid w:val="5F075F3C"/>
+    <w:multiLevelType w:val="multilevel"/>
+    <w:tmpl w:val="B3E26C3C"/>
+    <w:lvl w:ilvl="0">
+      <w:start w:val="1"/>
+      <w:numFmt w:val="bullet"/>
+      <w:lvlText w:val=""/>
+      <w:lvlJc w:val="left"/>
+      <w:pPr>
+        <w:tabs>
+          <w:tab w:val="num" w:pos="720"/>
+        </w:tabs>
+        <w:ind w:left="720" w:hanging="360"/>
+      </w:pPr>
+      <w:rPr>
+        <w:rFonts w:ascii="Symbol" w:hAnsi="Symbol" w:hint="default"/>
+        <w:sz w:val="20"/>
+      </w:rPr>
+    </w:lvl>
+    <w:lvl w:ilvl="1" w:tentative="1">
+      <w:start w:val="1"/>
+      <w:numFmt w:val="bullet"/>
+      <w:lvlText w:val="o"/>
+      <w:lvlJc w:val="left"/>
+      <w:pPr>
+        <w:tabs>
+          <w:tab w:val="num" w:pos="1440"/>
+        </w:tabs>
+        <w:ind w:left="1440" w:hanging="360"/>
+      </w:pPr>
+      <w:rPr>
+        <w:rFonts w:ascii="Courier New" w:hAnsi="Courier New" w:hint="default"/>
+        <w:sz w:val="20"/>
+      </w:rPr>
+    </w:lvl>
+    <w:lvl w:ilvl="2" w:tentative="1">
+      <w:start w:val="1"/>
+      <w:numFmt w:val="bullet"/>
+      <w:lvlText w:val=""/>
+      <w:lvlJc w:val="left"/>
+      <w:pPr>
+        <w:tabs>
+          <w:tab w:val="num" w:pos="2160"/>
+        </w:tabs>
+        <w:ind w:left="2160" w:hanging="360"/>
+      </w:pPr>
+      <w:rPr>
+        <w:rFonts w:ascii="Wingdings" w:hAnsi="Wingdings" w:hint="default"/>
+        <w:sz w:val="20"/>
+      </w:rPr>
+    </w:lvl>
+    <w:lvl w:ilvl="3" w:tentative="1">
+      <w:start w:val="1"/>
+      <w:numFmt w:val="bullet"/>
+      <w:lvlText w:val=""/>
+      <w:lvlJc w:val="left"/>
+      <w:pPr>
+        <w:tabs>
+          <w:tab w:val="num" w:pos="2880"/>
+        </w:tabs>
+        <w:ind w:left="2880" w:hanging="360"/>
+      </w:pPr>
+      <w:rPr>
+        <w:rFonts w:ascii="Wingdings" w:hAnsi="Wingdings" w:hint="default"/>
+        <w:sz w:val="20"/>
+      </w:rPr>
+    </w:lvl>
+    <w:lvl w:ilvl="4" w:tentative="1">
+      <w:start w:val="1"/>
+      <w:numFmt w:val="bullet"/>
+      <w:lvlText w:val=""/>
+      <w:lvlJc w:val="left"/>
+      <w:pPr>
+        <w:tabs>
+          <w:tab w:val="num" w:pos="3600"/>
+        </w:tabs>
+        <w:ind w:left="3600" w:hanging="360"/>
+      </w:pPr>
+      <w:rPr>
+        <w:rFonts w:ascii="Wingdings" w:hAnsi="Wingdings" w:hint="default"/>
+        <w:sz w:val="20"/>
+      </w:rPr>
+    </w:lvl>
+    <w:lvl w:ilvl="5" w:tentative="1">
+      <w:start w:val="1"/>
+      <w:numFmt w:val="bullet"/>
+      <w:lvlText w:val=""/>
+      <w:lvlJc w:val="left"/>
+      <w:pPr>
+        <w:tabs>
+          <w:tab w:val="num" w:pos="4320"/>
+        </w:tabs>
+        <w:ind w:left="4320" w:hanging="360"/>
+      </w:pPr>
+      <w:rPr>
+        <w:rFonts w:ascii="Wingdings" w:hAnsi="Wingdings" w:hint="default"/>
+        <w:sz w:val="20"/>
+      </w:rPr>
+    </w:lvl>
+    <w:lvl w:ilvl="6" w:tentative="1">
+      <w:start w:val="1"/>
+      <w:numFmt w:val="bullet"/>
+      <w:lvlText w:val=""/>
+      <w:lvlJc w:val="left"/>
+      <w:pPr>
+        <w:tabs>
+          <w:tab w:val="num" w:pos="5040"/>
+        </w:tabs>
+        <w:ind w:left="5040" w:hanging="360"/>
+      </w:pPr>
+      <w:rPr>
+        <w:rFonts w:ascii="Wingdings" w:hAnsi="Wingdings" w:hint="default"/>
+        <w:sz w:val="20"/>
+      </w:rPr>
+    </w:lvl>
+    <w:lvl w:ilvl="7" w:tentative="1">
+      <w:start w:val="1"/>
+      <w:numFmt w:val="bullet"/>
+      <w:lvlText w:val=""/>
+      <w:lvlJc w:val="left"/>
+      <w:pPr>
+        <w:tabs>
+          <w:tab w:val="num" w:pos="5760"/>
+        </w:tabs>
+        <w:ind w:left="5760" w:hanging="360"/>
+      </w:pPr>
+      <w:rPr>
+        <w:rFonts w:ascii="Wingdings" w:hAnsi="Wingdings" w:hint="default"/>
+        <w:sz w:val="20"/>
+      </w:rPr>
+    </w:lvl>
+    <w:lvl w:ilvl="8" w:tentative="1">
+      <w:start w:val="1"/>
+      <w:numFmt w:val="bullet"/>
+      <w:lvlText w:val=""/>
+      <w:lvlJc w:val="left"/>
+      <w:pPr>
+        <w:tabs>
+          <w:tab w:val="num" w:pos="6480"/>
+        </w:tabs>
+        <w:ind w:left="6480" w:hanging="360"/>
+      </w:pPr>
+      <w:rPr>
+        <w:rFonts w:ascii="Wingdings" w:hAnsi="Wingdings" w:hint="default"/>
+        <w:sz w:val="20"/>
+      </w:rPr>
+    </w:lvl>
+  </w:abstractNum>
+  <w:abstractNum w:abstractNumId="13" w15:restartNumberingAfterBreak="0">
     <w:nsid w:val="640D1CC2"/>
     <w:multiLevelType w:val="multilevel"/>
     <w:tmpl w:val="C4C09462"/>
@@ -2334,7 +6656,269 @@
       </w:rPr>
     </w:lvl>
   </w:abstractNum>
-  <w:abstractNum w:abstractNumId="5" w15:restartNumberingAfterBreak="0">
+  <w:abstractNum w:abstractNumId="14" w15:restartNumberingAfterBreak="0">
+    <w:nsid w:val="65000BA7"/>
+    <w:multiLevelType w:val="multilevel"/>
+    <w:tmpl w:val="8384E91A"/>
+    <w:lvl w:ilvl="0">
+      <w:start w:val="1"/>
+      <w:numFmt w:val="decimal"/>
+      <w:lvlText w:val="%1."/>
+      <w:lvlJc w:val="left"/>
+      <w:pPr>
+        <w:tabs>
+          <w:tab w:val="num" w:pos="720"/>
+        </w:tabs>
+        <w:ind w:left="720" w:hanging="360"/>
+      </w:pPr>
+    </w:lvl>
+    <w:lvl w:ilvl="1" w:tentative="1">
+      <w:start w:val="1"/>
+      <w:numFmt w:val="decimal"/>
+      <w:lvlText w:val="%2."/>
+      <w:lvlJc w:val="left"/>
+      <w:pPr>
+        <w:tabs>
+          <w:tab w:val="num" w:pos="1440"/>
+        </w:tabs>
+        <w:ind w:left="1440" w:hanging="360"/>
+      </w:pPr>
+    </w:lvl>
+    <w:lvl w:ilvl="2" w:tentative="1">
+      <w:start w:val="1"/>
+      <w:numFmt w:val="decimal"/>
+      <w:lvlText w:val="%3."/>
+      <w:lvlJc w:val="left"/>
+      <w:pPr>
+        <w:tabs>
+          <w:tab w:val="num" w:pos="2160"/>
+        </w:tabs>
+        <w:ind w:left="2160" w:hanging="360"/>
+      </w:pPr>
+    </w:lvl>
+    <w:lvl w:ilvl="3" w:tentative="1">
+      <w:start w:val="1"/>
+      <w:numFmt w:val="decimal"/>
+      <w:lvlText w:val="%4."/>
+      <w:lvlJc w:val="left"/>
+      <w:pPr>
+        <w:tabs>
+          <w:tab w:val="num" w:pos="2880"/>
+        </w:tabs>
+        <w:ind w:left="2880" w:hanging="360"/>
+      </w:pPr>
+    </w:lvl>
+    <w:lvl w:ilvl="4" w:tentative="1">
+      <w:start w:val="1"/>
+      <w:numFmt w:val="decimal"/>
+      <w:lvlText w:val="%5."/>
+      <w:lvlJc w:val="left"/>
+      <w:pPr>
+        <w:tabs>
+          <w:tab w:val="num" w:pos="3600"/>
+        </w:tabs>
+        <w:ind w:left="3600" w:hanging="360"/>
+      </w:pPr>
+    </w:lvl>
+    <w:lvl w:ilvl="5" w:tentative="1">
+      <w:start w:val="1"/>
+      <w:numFmt w:val="decimal"/>
+      <w:lvlText w:val="%6."/>
+      <w:lvlJc w:val="left"/>
+      <w:pPr>
+        <w:tabs>
+          <w:tab w:val="num" w:pos="4320"/>
+        </w:tabs>
+        <w:ind w:left="4320" w:hanging="360"/>
+      </w:pPr>
+    </w:lvl>
+    <w:lvl w:ilvl="6" w:tentative="1">
+      <w:start w:val="1"/>
+      <w:numFmt w:val="decimal"/>
+      <w:lvlText w:val="%7."/>
+      <w:lvlJc w:val="left"/>
+      <w:pPr>
+        <w:tabs>
+          <w:tab w:val="num" w:pos="5040"/>
+        </w:tabs>
+        <w:ind w:left="5040" w:hanging="360"/>
+      </w:pPr>
+    </w:lvl>
+    <w:lvl w:ilvl="7" w:tentative="1">
+      <w:start w:val="1"/>
+      <w:numFmt w:val="decimal"/>
+      <w:lvlText w:val="%8."/>
+      <w:lvlJc w:val="left"/>
+      <w:pPr>
+        <w:tabs>
+          <w:tab w:val="num" w:pos="5760"/>
+        </w:tabs>
+        <w:ind w:left="5760" w:hanging="360"/>
+      </w:pPr>
+    </w:lvl>
+    <w:lvl w:ilvl="8" w:tentative="1">
+      <w:start w:val="1"/>
+      <w:numFmt w:val="decimal"/>
+      <w:lvlText w:val="%9."/>
+      <w:lvlJc w:val="left"/>
+      <w:pPr>
+        <w:tabs>
+          <w:tab w:val="num" w:pos="6480"/>
+        </w:tabs>
+        <w:ind w:left="6480" w:hanging="360"/>
+      </w:pPr>
+    </w:lvl>
+  </w:abstractNum>
+  <w:abstractNum w:abstractNumId="15" w15:restartNumberingAfterBreak="0">
+    <w:nsid w:val="7C0B0455"/>
+    <w:multiLevelType w:val="multilevel"/>
+    <w:tmpl w:val="C8F04828"/>
+    <w:lvl w:ilvl="0">
+      <w:start w:val="1"/>
+      <w:numFmt w:val="bullet"/>
+      <w:lvlText w:val=""/>
+      <w:lvlJc w:val="left"/>
+      <w:pPr>
+        <w:tabs>
+          <w:tab w:val="num" w:pos="720"/>
+        </w:tabs>
+        <w:ind w:left="720" w:hanging="360"/>
+      </w:pPr>
+      <w:rPr>
+        <w:rFonts w:ascii="Symbol" w:hAnsi="Symbol" w:hint="default"/>
+        <w:sz w:val="20"/>
+      </w:rPr>
+    </w:lvl>
+    <w:lvl w:ilvl="1" w:tentative="1">
+      <w:start w:val="1"/>
+      <w:numFmt w:val="bullet"/>
+      <w:lvlText w:val="o"/>
+      <w:lvlJc w:val="left"/>
+      <w:pPr>
+        <w:tabs>
+          <w:tab w:val="num" w:pos="1440"/>
+        </w:tabs>
+        <w:ind w:left="1440" w:hanging="360"/>
+      </w:pPr>
+      <w:rPr>
+        <w:rFonts w:ascii="Courier New" w:hAnsi="Courier New" w:hint="default"/>
+        <w:sz w:val="20"/>
+      </w:rPr>
+    </w:lvl>
+    <w:lvl w:ilvl="2" w:tentative="1">
+      <w:start w:val="1"/>
+      <w:numFmt w:val="bullet"/>
+      <w:lvlText w:val=""/>
+      <w:lvlJc w:val="left"/>
+      <w:pPr>
+        <w:tabs>
+          <w:tab w:val="num" w:pos="2160"/>
+        </w:tabs>
+        <w:ind w:left="2160" w:hanging="360"/>
+      </w:pPr>
+      <w:rPr>
+        <w:rFonts w:ascii="Wingdings" w:hAnsi="Wingdings" w:hint="default"/>
+        <w:sz w:val="20"/>
+      </w:rPr>
+    </w:lvl>
+    <w:lvl w:ilvl="3" w:tentative="1">
+      <w:start w:val="1"/>
+      <w:numFmt w:val="bullet"/>
+      <w:lvlText w:val=""/>
+      <w:lvlJc w:val="left"/>
+      <w:pPr>
+        <w:tabs>
+          <w:tab w:val="num" w:pos="2880"/>
+        </w:tabs>
+        <w:ind w:left="2880" w:hanging="360"/>
+      </w:pPr>
+      <w:rPr>
+        <w:rFonts w:ascii="Wingdings" w:hAnsi="Wingdings" w:hint="default"/>
+        <w:sz w:val="20"/>
+      </w:rPr>
+    </w:lvl>
+    <w:lvl w:ilvl="4" w:tentative="1">
+      <w:start w:val="1"/>
+      <w:numFmt w:val="bullet"/>
+      <w:lvlText w:val=""/>
+      <w:lvlJc w:val="left"/>
+      <w:pPr>
+        <w:tabs>
+          <w:tab w:val="num" w:pos="3600"/>
+        </w:tabs>
+        <w:ind w:left="3600" w:hanging="360"/>
+      </w:pPr>
+      <w:rPr>
+        <w:rFonts w:ascii="Wingdings" w:hAnsi="Wingdings" w:hint="default"/>
+        <w:sz w:val="20"/>
+      </w:rPr>
+    </w:lvl>
+    <w:lvl w:ilvl="5" w:tentative="1">
+      <w:start w:val="1"/>
+      <w:numFmt w:val="bullet"/>
+      <w:lvlText w:val=""/>
+      <w:lvlJc w:val="left"/>
+      <w:pPr>
+        <w:tabs>
+          <w:tab w:val="num" w:pos="4320"/>
+        </w:tabs>
+        <w:ind w:left="4320" w:hanging="360"/>
+      </w:pPr>
+      <w:rPr>
+        <w:rFonts w:ascii="Wingdings" w:hAnsi="Wingdings" w:hint="default"/>
+        <w:sz w:val="20"/>
+      </w:rPr>
+    </w:lvl>
+    <w:lvl w:ilvl="6" w:tentative="1">
+      <w:start w:val="1"/>
+      <w:numFmt w:val="bullet"/>
+      <w:lvlText w:val=""/>
+      <w:lvlJc w:val="left"/>
+      <w:pPr>
+        <w:tabs>
+          <w:tab w:val="num" w:pos="5040"/>
+        </w:tabs>
+        <w:ind w:left="5040" w:hanging="360"/>
+      </w:pPr>
+      <w:rPr>
+        <w:rFonts w:ascii="Wingdings" w:hAnsi="Wingdings" w:hint="default"/>
+        <w:sz w:val="20"/>
+      </w:rPr>
+    </w:lvl>
+    <w:lvl w:ilvl="7" w:tentative="1">
+      <w:start w:val="1"/>
+      <w:numFmt w:val="bullet"/>
+      <w:lvlText w:val=""/>
+      <w:lvlJc w:val="left"/>
+      <w:pPr>
+        <w:tabs>
+          <w:tab w:val="num" w:pos="5760"/>
+        </w:tabs>
+        <w:ind w:left="5760" w:hanging="360"/>
+      </w:pPr>
+      <w:rPr>
+        <w:rFonts w:ascii="Wingdings" w:hAnsi="Wingdings" w:hint="default"/>
+        <w:sz w:val="20"/>
+      </w:rPr>
+    </w:lvl>
+    <w:lvl w:ilvl="8" w:tentative="1">
+      <w:start w:val="1"/>
+      <w:numFmt w:val="bullet"/>
+      <w:lvlText w:val=""/>
+      <w:lvlJc w:val="left"/>
+      <w:pPr>
+        <w:tabs>
+          <w:tab w:val="num" w:pos="6480"/>
+        </w:tabs>
+        <w:ind w:left="6480" w:hanging="360"/>
+      </w:pPr>
+      <w:rPr>
+        <w:rFonts w:ascii="Wingdings" w:hAnsi="Wingdings" w:hint="default"/>
+        <w:sz w:val="20"/>
+      </w:rPr>
+    </w:lvl>
+  </w:abstractNum>
+  <w:abstractNum w:abstractNumId="16" w15:restartNumberingAfterBreak="0">
     <w:nsid w:val="7E1E238C"/>
     <w:multiLevelType w:val="multilevel"/>
     <w:tmpl w:val="B1E6620C"/>
@@ -2451,19 +7035,52 @@
     <w:abstractNumId w:val="0"/>
   </w:num>
   <w:num w:numId="2" w16cid:durableId="2129353369">
-    <w:abstractNumId w:val="5"/>
+    <w:abstractNumId w:val="16"/>
   </w:num>
   <w:num w:numId="3" w16cid:durableId="1888106464">
-    <w:abstractNumId w:val="4"/>
+    <w:abstractNumId w:val="13"/>
   </w:num>
   <w:num w:numId="4" w16cid:durableId="639262042">
     <w:abstractNumId w:val="1"/>
   </w:num>
   <w:num w:numId="5" w16cid:durableId="1882589491">
+    <w:abstractNumId w:val="3"/>
+  </w:num>
+  <w:num w:numId="6" w16cid:durableId="1642491431">
+    <w:abstractNumId w:val="4"/>
+  </w:num>
+  <w:num w:numId="7" w16cid:durableId="687871717">
+    <w:abstractNumId w:val="6"/>
+  </w:num>
+  <w:num w:numId="8" w16cid:durableId="1308779582">
+    <w:abstractNumId w:val="15"/>
+  </w:num>
+  <w:num w:numId="9" w16cid:durableId="113646403">
+    <w:abstractNumId w:val="14"/>
+  </w:num>
+  <w:num w:numId="10" w16cid:durableId="1784425035">
+    <w:abstractNumId w:val="5"/>
+  </w:num>
+  <w:num w:numId="11" w16cid:durableId="1463771324">
+    <w:abstractNumId w:val="9"/>
+  </w:num>
+  <w:num w:numId="12" w16cid:durableId="1279724496">
+    <w:abstractNumId w:val="11"/>
+  </w:num>
+  <w:num w:numId="13" w16cid:durableId="914778025">
+    <w:abstractNumId w:val="10"/>
+  </w:num>
+  <w:num w:numId="14" w16cid:durableId="835271398">
     <w:abstractNumId w:val="2"/>
   </w:num>
-  <w:num w:numId="6" w16cid:durableId="1642491431">
-    <w:abstractNumId w:val="3"/>
+  <w:num w:numId="15" w16cid:durableId="248198291">
+    <w:abstractNumId w:val="8"/>
+  </w:num>
+  <w:num w:numId="16" w16cid:durableId="1720860898">
+    <w:abstractNumId w:val="7"/>
+  </w:num>
+  <w:num w:numId="17" w16cid:durableId="1417089847">
+    <w:abstractNumId w:val="12"/>
   </w:num>
 </w:numbering>
 </file>
